--- a/Protocols_Coral_Physiology/Chlorophyll/Protocols_Chlorophyl.docx
+++ b/Protocols_Coral_Physiology/Chlorophyll/Protocols_Chlorophyl.docx
@@ -1,62 +1,59 @@
 
 <file path=word/document.xml><?xml version="1.0" encoding="utf-8"?>
-<w:document xmlns:wpc="http://schemas.microsoft.com/office/word/2010/wordprocessingCanvas" xmlns:cx="http://schemas.microsoft.com/office/drawing/2014/chartex" xmlns:cx1="http://schemas.microsoft.com/office/drawing/2015/9/8/chartex" xmlns:cx2="http://schemas.microsoft.com/office/drawing/2015/10/21/chartex" xmlns:cx3="http://schemas.microsoft.com/office/drawing/2016/5/9/chartex" xmlns:cx4="http://schemas.microsoft.com/office/drawing/2016/5/10/chartex" xmlns:cx5="http://schemas.microsoft.com/office/drawing/2016/5/11/chartex" xmlns:cx6="http://schemas.microsoft.com/office/drawing/2016/5/12/chartex" xmlns:cx7="http://schemas.microsoft.com/office/drawing/2016/5/13/chartex" xmlns:cx8="http://schemas.microsoft.com/office/drawing/2016/5/14/chartex" xmlns:mc="http://schemas.openxmlformats.org/markup-compatibility/2006" xmlns:aink="http://schemas.microsoft.com/office/drawing/2016/ink" xmlns:am3d="http://schemas.microsoft.com/office/drawing/2017/model3d" xmlns:o="urn:schemas-microsoft-com:office:office" xmlns:oel="http://schemas.microsoft.com/office/2019/extlst" xmlns:r="http://schemas.openxmlformats.org/officeDocument/2006/relationships" xmlns:m="http://schemas.openxmlformats.org/officeDocument/2006/math" xmlns:v="urn:schemas-microsoft-com:vml" xmlns:wp14="http://schemas.microsoft.com/office/word/2010/wordprocessingDrawing" xmlns:wp="http://schemas.openxmlformats.org/drawingml/2006/wordprocessingDrawing" xmlns:w10="urn:schemas-microsoft-com:office:word" xmlns:w="http://schemas.openxmlformats.org/wordprocessingml/2006/main" xmlns:w14="http://schemas.microsoft.com/office/word/2010/wordml" xmlns:w15="http://schemas.microsoft.com/office/word/2012/wordml" xmlns:w16cex="http://schemas.microsoft.com/office/word/2018/wordml/cex" xmlns:w16cid="http://schemas.microsoft.com/office/word/2016/wordml/cid" xmlns:w16="http://schemas.microsoft.com/office/word/2018/wordml" xmlns:w16du="http://schemas.microsoft.com/office/word/2023/wordml/word16du" xmlns:w16sdtdh="http://schemas.microsoft.com/office/word/2020/wordml/sdtdatahash" xmlns:w16sdtfl="http://schemas.microsoft.com/office/word/2024/wordml/sdtformatlock" xmlns:w16se="http://schemas.microsoft.com/office/word/2015/wordml/symex" xmlns:wpg="http://schemas.microsoft.com/office/word/2010/wordprocessingGroup" xmlns:wpi="http://schemas.microsoft.com/office/word/2010/wordprocessingInk" xmlns:wne="http://schemas.microsoft.com/office/word/2006/wordml" xmlns:wps="http://schemas.microsoft.com/office/word/2010/wordprocessingShape" mc:Ignorable="w14 w15 w16se w16cid w16 w16cex w16sdtdh w16sdtfl w16du wp14">
+<w:document xmlns:wpc="http://schemas.microsoft.com/office/word/2010/wordprocessingCanvas" xmlns:cx="http://schemas.microsoft.com/office/drawing/2014/chartex" xmlns:cx1="http://schemas.microsoft.com/office/drawing/2015/9/8/chartex" xmlns:cx2="http://schemas.microsoft.com/office/drawing/2015/10/21/chartex" xmlns:cx3="http://schemas.microsoft.com/office/drawing/2016/5/9/chartex" xmlns:cx4="http://schemas.microsoft.com/office/drawing/2016/5/10/chartex" xmlns:cx5="http://schemas.microsoft.com/office/drawing/2016/5/11/chartex" xmlns:cx6="http://schemas.microsoft.com/office/drawing/2016/5/12/chartex" xmlns:cx7="http://schemas.microsoft.com/office/drawing/2016/5/13/chartex" xmlns:cx8="http://schemas.microsoft.com/office/drawing/2016/5/14/chartex" xmlns:mc="http://schemas.openxmlformats.org/markup-compatibility/2006" xmlns:m="http://schemas.openxmlformats.org/officeDocument/2006/math" xmlns:aink="http://schemas.microsoft.com/office/drawing/2016/ink" xmlns:am3d="http://schemas.microsoft.com/office/drawing/2017/model3d" xmlns:oel="http://schemas.microsoft.com/office/2019/extlst" xmlns:r="http://schemas.openxmlformats.org/officeDocument/2006/relationships" xmlns:wp14="http://schemas.microsoft.com/office/word/2010/wordprocessingDrawing" xmlns:wp="http://schemas.openxmlformats.org/drawingml/2006/wordprocessingDrawing" xmlns:wpg="http://schemas.microsoft.com/office/word/2010/wordprocessingGroup" xmlns:wpi="http://schemas.microsoft.com/office/word/2010/wordprocessingInk" xmlns:wps="http://schemas.microsoft.com/office/word/2010/wordprocessingShape" xmlns:o="urn:schemas-microsoft-com:office:office" xmlns:v="urn:schemas-microsoft-com:vml" xmlns:w10="urn:schemas-microsoft-com:office:word" xmlns:w="http://schemas.openxmlformats.org/wordprocessingml/2006/main" xmlns:w14="http://schemas.microsoft.com/office/word/2010/wordml" xmlns:w15="http://schemas.microsoft.com/office/word/2012/wordml" xmlns:w16cex="http://schemas.microsoft.com/office/word/2018/wordml/cex" xmlns:w16cid="http://schemas.microsoft.com/office/word/2016/wordml/cid" xmlns:w16="http://schemas.microsoft.com/office/word/2018/wordml" xmlns:w16sdtdh="http://schemas.microsoft.com/office/word/2020/wordml/sdtdatahash" xmlns:w16sdtfl="http://schemas.microsoft.com/office/word/2024/wordml/sdtformatlock" xmlns:w16se="http://schemas.microsoft.com/office/word/2015/wordml/symex" xmlns:w16du="http://schemas.microsoft.com/office/word/2023/wordml/word16du" xmlns:wne="http://schemas.microsoft.com/office/word/2006/wordml" mc:Ignorable="w14 w15 w16se w16cid w16 w16cex w16sdtdh w16sdtfl w16du wp14">
   <w:body>
     <w:p>
       <w:pPr>
         <w:rPr>
-          <w:b/>
-          <w:bCs/>
+          <w:i/>
+          <w:iCs/>
+          <w:sz w:val="22"/>
+          <w:szCs w:val="22"/>
+        </w:rPr>
+      </w:pPr>
+      <w:r>
+        <w:rPr>
+          <w:i/>
+          <w:iCs/>
+          <w:sz w:val="22"/>
+          <w:szCs w:val="22"/>
+        </w:rPr>
+        <w:t xml:space="preserve">Adapted from Putnam Lab Methods by T. Lindsay </w:t>
+      </w:r>
+    </w:p>
+    <w:p>
+      <w:pPr>
+        <w:rPr>
+          <w:sz w:val="22"/>
+          <w:szCs w:val="22"/>
+        </w:rPr>
+      </w:pPr>
+    </w:p>
+    <w:p>
+      <w:pPr>
+        <w:rPr>
+          <w:sz w:val="22"/>
+          <w:szCs w:val="22"/>
           <w:u w:val="single"/>
         </w:rPr>
       </w:pPr>
       <w:r>
         <w:rPr>
-          <w:b/>
-          <w:bCs/>
+          <w:sz w:val="22"/>
+          <w:szCs w:val="22"/>
           <w:u w:val="single"/>
         </w:rPr>
-        <w:t xml:space="preserve">Quantifying </w:t>
-      </w:r>
-      <w:proofErr w:type="spellStart"/>
-      <w:r>
-        <w:rPr>
-          <w:b/>
-          <w:bCs/>
-          <w:u w:val="single"/>
-        </w:rPr>
-        <w:t>Chl</w:t>
-      </w:r>
-      <w:proofErr w:type="spellEnd"/>
-      <w:r>
-        <w:rPr>
-          <w:b/>
-          <w:bCs/>
-          <w:u w:val="single"/>
-        </w:rPr>
-        <w:t>-a and Chl-c2 Concentration in Symbiodiniaceae from coral tissues</w:t>
-      </w:r>
-    </w:p>
-    <w:p>
-      <w:r>
-        <w:t xml:space="preserve">Adapted from Putnam Lab Methods by T. Lindsay </w:t>
-      </w:r>
-    </w:p>
-    <w:p/>
-    <w:p>
-      <w:pPr>
-        <w:rPr>
-          <w:u w:val="single"/>
-        </w:rPr>
-      </w:pPr>
-      <w:r>
-        <w:rPr>
-          <w:u w:val="single"/>
-        </w:rPr>
         <w:t>Materials</w:t>
       </w:r>
     </w:p>
-    <w:p/>
+    <w:p>
+      <w:pPr>
+        <w:rPr>
+          <w:sz w:val="22"/>
+          <w:szCs w:val="22"/>
+        </w:rPr>
+      </w:pPr>
+    </w:p>
     <w:p>
       <w:pPr>
         <w:pStyle w:val="ListParagraph"/>
@@ -64,8 +61,18 @@
           <w:ilvl w:val="0"/>
           <w:numId w:val="1"/>
         </w:numPr>
-      </w:pPr>
-      <w:r>
+        <w:rPr>
+          <w:rFonts w:ascii="Times New Roman" w:hAnsi="Times New Roman" w:cs="Times New Roman"/>
+          <w:sz w:val="22"/>
+          <w:szCs w:val="22"/>
+        </w:rPr>
+      </w:pPr>
+      <w:r>
+        <w:rPr>
+          <w:rFonts w:ascii="Times New Roman" w:hAnsi="Times New Roman" w:cs="Times New Roman"/>
+          <w:sz w:val="22"/>
+          <w:szCs w:val="22"/>
+        </w:rPr>
         <w:t>100% acetone</w:t>
       </w:r>
     </w:p>
@@ -76,8 +83,18 @@
           <w:ilvl w:val="0"/>
           <w:numId w:val="1"/>
         </w:numPr>
-      </w:pPr>
-      <w:r>
+        <w:rPr>
+          <w:rFonts w:ascii="Times New Roman" w:hAnsi="Times New Roman" w:cs="Times New Roman"/>
+          <w:sz w:val="22"/>
+          <w:szCs w:val="22"/>
+        </w:rPr>
+      </w:pPr>
+      <w:r>
+        <w:rPr>
+          <w:rFonts w:ascii="Times New Roman" w:hAnsi="Times New Roman" w:cs="Times New Roman"/>
+          <w:sz w:val="22"/>
+          <w:szCs w:val="22"/>
+        </w:rPr>
         <w:t>flammable safe fridge 4°</w:t>
       </w:r>
     </w:p>
@@ -88,9 +105,116 @@
           <w:ilvl w:val="0"/>
           <w:numId w:val="1"/>
         </w:numPr>
-      </w:pPr>
-      <w:r>
-        <w:t>quartz 96 well plate</w:t>
+        <w:rPr>
+          <w:rFonts w:ascii="Times New Roman" w:hAnsi="Times New Roman" w:cs="Times New Roman"/>
+          <w:sz w:val="22"/>
+          <w:szCs w:val="22"/>
+        </w:rPr>
+      </w:pPr>
+      <w:r>
+        <w:rPr>
+          <w:rFonts w:ascii="Times New Roman" w:hAnsi="Times New Roman" w:cs="Times New Roman"/>
+          <w:color w:val="000000"/>
+          <w:sz w:val="22"/>
+          <w:szCs w:val="22"/>
+          <w:shd w:val="clear" w:color="auto" w:fill="FFFFFF"/>
+        </w:rPr>
+        <w:t>Greiner UV-Star</w:t>
+      </w:r>
+      <w:r>
+        <w:rPr>
+          <w:rFonts w:ascii="Times New Roman" w:hAnsi="Times New Roman" w:cs="Times New Roman"/>
+          <w:color w:val="000000"/>
+          <w:sz w:val="22"/>
+          <w:szCs w:val="22"/>
+          <w:vertAlign w:val="superscript"/>
+        </w:rPr>
+        <w:t>®</w:t>
+      </w:r>
+      <w:r>
+        <w:rPr>
+          <w:rStyle w:val="apple-converted-space"/>
+          <w:rFonts w:ascii="Times New Roman" w:hAnsi="Times New Roman" w:cs="Times New Roman"/>
+          <w:color w:val="000000"/>
+          <w:sz w:val="22"/>
+          <w:szCs w:val="22"/>
+          <w:shd w:val="clear" w:color="auto" w:fill="FFFFFF"/>
+        </w:rPr>
+        <w:t> </w:t>
+      </w:r>
+      <w:r>
+        <w:rPr>
+          <w:rFonts w:ascii="Times New Roman" w:hAnsi="Times New Roman" w:cs="Times New Roman"/>
+          <w:color w:val="000000"/>
+          <w:sz w:val="22"/>
+          <w:szCs w:val="22"/>
+          <w:shd w:val="clear" w:color="auto" w:fill="FFFFFF"/>
+        </w:rPr>
+        <w:t>96 well plates | M3812-40EA</w:t>
+      </w:r>
+      <w:r>
+        <w:rPr>
+          <w:rFonts w:ascii="Times New Roman" w:hAnsi="Times New Roman" w:cs="Times New Roman"/>
+          <w:color w:val="000000"/>
+          <w:sz w:val="22"/>
+          <w:szCs w:val="22"/>
+          <w:shd w:val="clear" w:color="auto" w:fill="FFFFFF"/>
+        </w:rPr>
+        <w:t xml:space="preserve"> </w:t>
+      </w:r>
+    </w:p>
+    <w:p>
+      <w:pPr>
+        <w:pStyle w:val="ListParagraph"/>
+        <w:numPr>
+          <w:ilvl w:val="1"/>
+          <w:numId w:val="1"/>
+        </w:numPr>
+        <w:rPr>
+          <w:rFonts w:ascii="Times New Roman" w:hAnsi="Times New Roman" w:cs="Times New Roman"/>
+          <w:sz w:val="22"/>
+          <w:szCs w:val="22"/>
+        </w:rPr>
+      </w:pPr>
+      <w:r>
+        <w:rPr>
+          <w:rFonts w:ascii="Times New Roman" w:hAnsi="Times New Roman" w:cs="Times New Roman"/>
+          <w:color w:val="000000"/>
+          <w:sz w:val="22"/>
+          <w:szCs w:val="22"/>
+          <w:shd w:val="clear" w:color="auto" w:fill="FFFFFF"/>
+        </w:rPr>
+        <w:t>Need a plate that will not melt in acetone (quartz</w:t>
+      </w:r>
+      <w:r>
+        <w:rPr>
+          <w:rFonts w:ascii="Times New Roman" w:hAnsi="Times New Roman" w:cs="Times New Roman"/>
+          <w:color w:val="000000"/>
+          <w:sz w:val="22"/>
+          <w:szCs w:val="22"/>
+          <w:shd w:val="clear" w:color="auto" w:fill="FFFFFF"/>
+        </w:rPr>
+        <w:t xml:space="preserve">, glass </w:t>
+      </w:r>
+      <w:r>
+        <w:rPr>
+          <w:rFonts w:ascii="Times New Roman" w:hAnsi="Times New Roman" w:cs="Times New Roman"/>
+          <w:color w:val="000000"/>
+          <w:sz w:val="22"/>
+          <w:szCs w:val="22"/>
+          <w:shd w:val="clear" w:color="auto" w:fill="FFFFFF"/>
+        </w:rPr>
+        <w:t>or</w:t>
+      </w:r>
+      <w:r>
+        <w:rPr>
+          <w:rFonts w:ascii="Times New Roman" w:hAnsi="Times New Roman" w:cs="Times New Roman"/>
+          <w:color w:val="000000"/>
+          <w:sz w:val="22"/>
+          <w:szCs w:val="22"/>
+          <w:shd w:val="clear" w:color="auto" w:fill="FFFFFF"/>
+        </w:rPr>
+        <w:t xml:space="preserve"> Cycloolefin Copolymer work)</w:t>
       </w:r>
     </w:p>
     <w:p>
@@ -100,8 +224,18 @@
           <w:ilvl w:val="0"/>
           <w:numId w:val="1"/>
         </w:numPr>
-      </w:pPr>
-      <w:r>
+        <w:rPr>
+          <w:rFonts w:ascii="Times New Roman" w:hAnsi="Times New Roman" w:cs="Times New Roman"/>
+          <w:sz w:val="22"/>
+          <w:szCs w:val="22"/>
+        </w:rPr>
+      </w:pPr>
+      <w:r>
+        <w:rPr>
+          <w:rFonts w:ascii="Times New Roman" w:hAnsi="Times New Roman" w:cs="Times New Roman"/>
+          <w:sz w:val="22"/>
+          <w:szCs w:val="22"/>
+        </w:rPr>
         <w:t xml:space="preserve">Microcentrifuge </w:t>
       </w:r>
     </w:p>
@@ -112,9 +246,19 @@
           <w:ilvl w:val="0"/>
           <w:numId w:val="1"/>
         </w:numPr>
-      </w:pPr>
-      <w:r>
-        <w:t>1ml pipette and tips</w:t>
+        <w:rPr>
+          <w:rFonts w:ascii="Times New Roman" w:hAnsi="Times New Roman" w:cs="Times New Roman"/>
+          <w:sz w:val="22"/>
+          <w:szCs w:val="22"/>
+        </w:rPr>
+      </w:pPr>
+      <w:r>
+        <w:rPr>
+          <w:rFonts w:ascii="Times New Roman" w:hAnsi="Times New Roman" w:cs="Times New Roman"/>
+          <w:sz w:val="22"/>
+          <w:szCs w:val="22"/>
+        </w:rPr>
+        <w:t xml:space="preserve">Vortex </w:t>
       </w:r>
     </w:p>
     <w:p>
@@ -124,9 +268,35 @@
           <w:ilvl w:val="0"/>
           <w:numId w:val="1"/>
         </w:numPr>
-      </w:pPr>
-      <w:r>
-        <w:t>1.5 ml microfuge tubes</w:t>
+        <w:rPr>
+          <w:rFonts w:ascii="Times New Roman" w:hAnsi="Times New Roman" w:cs="Times New Roman"/>
+          <w:sz w:val="22"/>
+          <w:szCs w:val="22"/>
+        </w:rPr>
+      </w:pPr>
+      <w:r>
+        <w:rPr>
+          <w:rFonts w:ascii="Times New Roman" w:hAnsi="Times New Roman" w:cs="Times New Roman"/>
+          <w:sz w:val="22"/>
+          <w:szCs w:val="22"/>
+        </w:rPr>
+        <w:t>P</w:t>
+      </w:r>
+      <w:r>
+        <w:rPr>
+          <w:rFonts w:ascii="Times New Roman" w:hAnsi="Times New Roman" w:cs="Times New Roman"/>
+          <w:sz w:val="22"/>
+          <w:szCs w:val="22"/>
+        </w:rPr>
+        <w:t>ipette and tips</w:t>
+      </w:r>
+      <w:r>
+        <w:rPr>
+          <w:rFonts w:ascii="Times New Roman" w:hAnsi="Times New Roman" w:cs="Times New Roman"/>
+          <w:sz w:val="22"/>
+          <w:szCs w:val="22"/>
+        </w:rPr>
+        <w:t xml:space="preserve"> (200ul or 1ml) </w:t>
       </w:r>
     </w:p>
     <w:p>
@@ -136,9 +306,19 @@
           <w:ilvl w:val="0"/>
           <w:numId w:val="1"/>
         </w:numPr>
-      </w:pPr>
-      <w:r>
-        <w:t xml:space="preserve">Synergy HTX Multi-Mode Microplate Reader </w:t>
+        <w:rPr>
+          <w:rFonts w:ascii="Times New Roman" w:hAnsi="Times New Roman" w:cs="Times New Roman"/>
+          <w:sz w:val="22"/>
+          <w:szCs w:val="22"/>
+        </w:rPr>
+      </w:pPr>
+      <w:r>
+        <w:rPr>
+          <w:rFonts w:ascii="Times New Roman" w:hAnsi="Times New Roman" w:cs="Times New Roman"/>
+          <w:sz w:val="22"/>
+          <w:szCs w:val="22"/>
+        </w:rPr>
+        <w:t>1.5 ml microfuge tubes</w:t>
       </w:r>
     </w:p>
     <w:p>
@@ -148,274 +328,258 @@
           <w:ilvl w:val="0"/>
           <w:numId w:val="1"/>
         </w:numPr>
-      </w:pPr>
-      <w:r>
-        <w:t xml:space="preserve">Gen5 Software </w:t>
-      </w:r>
-    </w:p>
-    <w:p/>
-    <w:p>
-      <w:pPr>
-        <w:rPr>
-          <w:u w:val="single"/>
-        </w:rPr>
-      </w:pPr>
-      <w:r>
-        <w:rPr>
-          <w:u w:val="single"/>
-        </w:rPr>
-        <w:t>Protocol</w:t>
-      </w:r>
-    </w:p>
-    <w:p/>
-    <w:p>
-      <w:r>
-        <w:t>Set up</w:t>
-      </w:r>
-    </w:p>
-    <w:p/>
+        <w:rPr>
+          <w:rFonts w:ascii="Times New Roman" w:hAnsi="Times New Roman" w:cs="Times New Roman"/>
+          <w:sz w:val="22"/>
+          <w:szCs w:val="22"/>
+        </w:rPr>
+      </w:pPr>
+      <w:r>
+        <w:rPr>
+          <w:rFonts w:ascii="Times New Roman" w:hAnsi="Times New Roman" w:cs="Times New Roman"/>
+          <w:sz w:val="22"/>
+          <w:szCs w:val="22"/>
+        </w:rPr>
+        <w:t xml:space="preserve">Microplate Reader </w:t>
+      </w:r>
+      <w:r>
+        <w:rPr>
+          <w:rFonts w:ascii="Times New Roman" w:hAnsi="Times New Roman" w:cs="Times New Roman"/>
+          <w:sz w:val="22"/>
+          <w:szCs w:val="22"/>
+        </w:rPr>
+        <w:t>(We use )</w:t>
+      </w:r>
+    </w:p>
     <w:p>
       <w:pPr>
         <w:pStyle w:val="ListParagraph"/>
         <w:numPr>
           <w:ilvl w:val="0"/>
-          <w:numId w:val="2"/>
+          <w:numId w:val="1"/>
         </w:numPr>
-      </w:pPr>
-      <w:r>
-        <w:t>Plug in the Synergy HTX Multi-Mode Microplate Reader to a 110V outlet. The input for this equipment is from 100-240V but to be safe use a surge protected extension cord found in the second Putnam Lab Drawer on the molecular bench.</w:t>
-      </w:r>
-    </w:p>
-    <w:p>
-      <w:r>
-        <w:rPr>
-          <w:noProof/>
-        </w:rPr>
-        <w:drawing>
-          <wp:inline distT="0" distB="0" distL="0" distR="0" wp14:anchorId="39883E29" wp14:editId="66444EBE">
-            <wp:extent cx="4053840" cy="3040380"/>
-            <wp:effectExtent l="0" t="0" r="0" b="0"/>
-            <wp:docPr id="1" name="Picture 1" descr="A picture containing text, electronics&#10;&#10;Description automatically generated"/>
-            <wp:cNvGraphicFramePr>
-              <a:graphicFrameLocks xmlns:a="http://schemas.openxmlformats.org/drawingml/2006/main" noChangeAspect="1"/>
-            </wp:cNvGraphicFramePr>
-            <a:graphic xmlns:a="http://schemas.openxmlformats.org/drawingml/2006/main">
-              <a:graphicData uri="http://schemas.openxmlformats.org/drawingml/2006/picture">
-                <pic:pic xmlns:pic="http://schemas.openxmlformats.org/drawingml/2006/picture">
-                  <pic:nvPicPr>
-                    <pic:cNvPr id="1" name="Picture 1" descr="A picture containing text, electronics&#10;&#10;Description automatically generated"/>
-                    <pic:cNvPicPr/>
-                  </pic:nvPicPr>
-                  <pic:blipFill>
-                    <a:blip r:embed="rId7" cstate="print">
-                      <a:extLst>
-                        <a:ext uri="{28A0092B-C50C-407E-A947-70E740481C1C}">
-                          <a14:useLocalDpi xmlns:a14="http://schemas.microsoft.com/office/drawing/2010/main" val="0"/>
-                        </a:ext>
-                      </a:extLst>
-                    </a:blip>
-                    <a:stretch>
-                      <a:fillRect/>
-                    </a:stretch>
-                  </pic:blipFill>
-                  <pic:spPr>
-                    <a:xfrm>
-                      <a:off x="0" y="0"/>
-                      <a:ext cx="4053840" cy="3040380"/>
-                    </a:xfrm>
-                    <a:prstGeom prst="rect">
-                      <a:avLst/>
-                    </a:prstGeom>
-                  </pic:spPr>
-                </pic:pic>
-              </a:graphicData>
-            </a:graphic>
-          </wp:inline>
-        </w:drawing>
-      </w:r>
-    </w:p>
-    <w:p/>
+        <w:rPr>
+          <w:rFonts w:ascii="Times New Roman" w:hAnsi="Times New Roman" w:cs="Times New Roman"/>
+          <w:sz w:val="22"/>
+          <w:szCs w:val="22"/>
+        </w:rPr>
+      </w:pPr>
+      <w:r>
+        <w:rPr>
+          <w:rFonts w:ascii="Times New Roman" w:hAnsi="Times New Roman" w:cs="Times New Roman"/>
+          <w:sz w:val="22"/>
+          <w:szCs w:val="22"/>
+        </w:rPr>
+        <w:t xml:space="preserve">Gen5 Software </w:t>
+      </w:r>
+      <w:r>
+        <w:rPr>
+          <w:rFonts w:ascii="Times New Roman" w:hAnsi="Times New Roman" w:cs="Times New Roman"/>
+          <w:sz w:val="22"/>
+          <w:szCs w:val="22"/>
+        </w:rPr>
+        <w:t xml:space="preserve">on laptop </w:t>
+      </w:r>
+    </w:p>
+    <w:p>
+      <w:pPr>
+        <w:rPr>
+          <w:sz w:val="22"/>
+          <w:szCs w:val="22"/>
+        </w:rPr>
+      </w:pPr>
+    </w:p>
+    <w:p>
+      <w:pPr>
+        <w:rPr>
+          <w:b/>
+          <w:bCs/>
+          <w:sz w:val="22"/>
+          <w:szCs w:val="22"/>
+        </w:rPr>
+      </w:pPr>
+      <w:r>
+        <w:rPr>
+          <w:b/>
+          <w:bCs/>
+          <w:sz w:val="22"/>
+          <w:szCs w:val="22"/>
+        </w:rPr>
+        <w:t xml:space="preserve">Day 1 Protocol </w:t>
+      </w:r>
+    </w:p>
+    <w:p>
+      <w:pPr>
+        <w:rPr>
+          <w:sz w:val="22"/>
+          <w:szCs w:val="22"/>
+        </w:rPr>
+      </w:pPr>
+    </w:p>
+    <w:p>
+      <w:pPr>
+        <w:rPr>
+          <w:sz w:val="22"/>
+          <w:szCs w:val="22"/>
+        </w:rPr>
+      </w:pPr>
+      <w:r>
+        <w:rPr>
+          <w:sz w:val="22"/>
+          <w:szCs w:val="22"/>
+        </w:rPr>
+        <w:t xml:space="preserve">If not yet aliquoted </w:t>
+      </w:r>
+    </w:p>
     <w:p>
       <w:pPr>
         <w:pStyle w:val="ListParagraph"/>
         <w:numPr>
           <w:ilvl w:val="0"/>
-          <w:numId w:val="2"/>
+          <w:numId w:val="6"/>
         </w:numPr>
-      </w:pPr>
-      <w:r>
-        <w:t>Plug in the Synergy HTX Multi-Mode Microplate Reader USB cord to the Putnam Lab dell laptop also in the second Putnam Lab Drawer on the molecular bench.</w:t>
-      </w:r>
-    </w:p>
-    <w:p>
-      <w:pPr>
-        <w:pStyle w:val="ListParagraph"/>
-      </w:pPr>
-    </w:p>
-    <w:p>
-      <w:r>
-        <w:rPr>
-          <w:noProof/>
-        </w:rPr>
-        <w:lastRenderedPageBreak/>
-        <w:drawing>
-          <wp:inline distT="0" distB="0" distL="0" distR="0" wp14:anchorId="6F3411BD" wp14:editId="35F6DAEA">
-            <wp:extent cx="3002280" cy="2251710"/>
-            <wp:effectExtent l="0" t="0" r="0" b="0"/>
-            <wp:docPr id="2" name="Picture 2" descr="A printer on a table&#10;&#10;Description automatically generated with low confidence"/>
-            <wp:cNvGraphicFramePr>
-              <a:graphicFrameLocks xmlns:a="http://schemas.openxmlformats.org/drawingml/2006/main" noChangeAspect="1"/>
-            </wp:cNvGraphicFramePr>
-            <a:graphic xmlns:a="http://schemas.openxmlformats.org/drawingml/2006/main">
-              <a:graphicData uri="http://schemas.openxmlformats.org/drawingml/2006/picture">
-                <pic:pic xmlns:pic="http://schemas.openxmlformats.org/drawingml/2006/picture">
-                  <pic:nvPicPr>
-                    <pic:cNvPr id="2" name="Picture 2" descr="A printer on a table&#10;&#10;Description automatically generated with low confidence"/>
-                    <pic:cNvPicPr/>
-                  </pic:nvPicPr>
-                  <pic:blipFill>
-                    <a:blip r:embed="rId8" cstate="print">
-                      <a:extLst>
-                        <a:ext uri="{28A0092B-C50C-407E-A947-70E740481C1C}">
-                          <a14:useLocalDpi xmlns:a14="http://schemas.microsoft.com/office/drawing/2010/main" val="0"/>
-                        </a:ext>
-                      </a:extLst>
-                    </a:blip>
-                    <a:stretch>
-                      <a:fillRect/>
-                    </a:stretch>
-                  </pic:blipFill>
-                  <pic:spPr>
-                    <a:xfrm>
-                      <a:off x="0" y="0"/>
-                      <a:ext cx="3002280" cy="2251710"/>
-                    </a:xfrm>
-                    <a:prstGeom prst="rect">
-                      <a:avLst/>
-                    </a:prstGeom>
-                  </pic:spPr>
-                </pic:pic>
-              </a:graphicData>
-            </a:graphic>
-          </wp:inline>
-        </w:drawing>
-      </w:r>
-      <w:r>
-        <w:rPr>
-          <w:noProof/>
-        </w:rPr>
-        <w:drawing>
-          <wp:inline distT="0" distB="0" distL="0" distR="0" wp14:anchorId="48188C2C" wp14:editId="70C65769">
-            <wp:extent cx="2819400" cy="2114550"/>
-            <wp:effectExtent l="0" t="0" r="0" b="6350"/>
-            <wp:docPr id="3" name="Picture 3" descr="A picture containing indoor&#10;&#10;Description automatically generated"/>
-            <wp:cNvGraphicFramePr>
-              <a:graphicFrameLocks xmlns:a="http://schemas.openxmlformats.org/drawingml/2006/main" noChangeAspect="1"/>
-            </wp:cNvGraphicFramePr>
-            <a:graphic xmlns:a="http://schemas.openxmlformats.org/drawingml/2006/main">
-              <a:graphicData uri="http://schemas.openxmlformats.org/drawingml/2006/picture">
-                <pic:pic xmlns:pic="http://schemas.openxmlformats.org/drawingml/2006/picture">
-                  <pic:nvPicPr>
-                    <pic:cNvPr id="3" name="Picture 3" descr="A picture containing indoor&#10;&#10;Description automatically generated"/>
-                    <pic:cNvPicPr/>
-                  </pic:nvPicPr>
-                  <pic:blipFill>
-                    <a:blip r:embed="rId9" cstate="print">
-                      <a:extLst>
-                        <a:ext uri="{28A0092B-C50C-407E-A947-70E740481C1C}">
-                          <a14:useLocalDpi xmlns:a14="http://schemas.microsoft.com/office/drawing/2010/main" val="0"/>
-                        </a:ext>
-                      </a:extLst>
-                    </a:blip>
-                    <a:stretch>
-                      <a:fillRect/>
-                    </a:stretch>
-                  </pic:blipFill>
-                  <pic:spPr>
-                    <a:xfrm>
-                      <a:off x="0" y="0"/>
-                      <a:ext cx="2819400" cy="2114550"/>
-                    </a:xfrm>
-                    <a:prstGeom prst="rect">
-                      <a:avLst/>
-                    </a:prstGeom>
-                  </pic:spPr>
-                </pic:pic>
-              </a:graphicData>
-            </a:graphic>
-          </wp:inline>
-        </w:drawing>
-      </w:r>
-    </w:p>
-    <w:p/>
-    <w:p/>
+        <w:rPr>
+          <w:rFonts w:ascii="Times New Roman" w:hAnsi="Times New Roman" w:cs="Times New Roman"/>
+          <w:sz w:val="22"/>
+          <w:szCs w:val="22"/>
+        </w:rPr>
+      </w:pPr>
+      <w:r>
+        <w:rPr>
+          <w:rFonts w:ascii="Times New Roman" w:hAnsi="Times New Roman" w:cs="Times New Roman"/>
+          <w:sz w:val="22"/>
+          <w:szCs w:val="22"/>
+        </w:rPr>
+        <w:t xml:space="preserve">Thaw the sample </w:t>
+      </w:r>
+    </w:p>
     <w:p>
       <w:pPr>
         <w:pStyle w:val="ListParagraph"/>
         <w:numPr>
           <w:ilvl w:val="0"/>
-          <w:numId w:val="2"/>
+          <w:numId w:val="6"/>
         </w:numPr>
-      </w:pPr>
-      <w:r>
-        <w:t>Plug the DELL laptop charging cord into the surge protected 110V extension cord as well.</w:t>
-      </w:r>
-    </w:p>
-    <w:p>
-      <w:r>
-        <w:rPr>
-          <w:noProof/>
-        </w:rPr>
-        <w:drawing>
-          <wp:inline distT="0" distB="0" distL="0" distR="0" wp14:anchorId="38CA10E8" wp14:editId="1CE86191">
-            <wp:extent cx="2408873" cy="3211830"/>
-            <wp:effectExtent l="0" t="0" r="4445" b="1270"/>
-            <wp:docPr id="4" name="Picture 4"/>
-            <wp:cNvGraphicFramePr>
-              <a:graphicFrameLocks xmlns:a="http://schemas.openxmlformats.org/drawingml/2006/main" noChangeAspect="1"/>
-            </wp:cNvGraphicFramePr>
-            <a:graphic xmlns:a="http://schemas.openxmlformats.org/drawingml/2006/main">
-              <a:graphicData uri="http://schemas.openxmlformats.org/drawingml/2006/picture">
-                <pic:pic xmlns:pic="http://schemas.openxmlformats.org/drawingml/2006/picture">
-                  <pic:nvPicPr>
-                    <pic:cNvPr id="4" name="Picture 4"/>
-                    <pic:cNvPicPr/>
-                  </pic:nvPicPr>
-                  <pic:blipFill>
-                    <a:blip r:embed="rId10" cstate="print">
-                      <a:extLst>
-                        <a:ext uri="{28A0092B-C50C-407E-A947-70E740481C1C}">
-                          <a14:useLocalDpi xmlns:a14="http://schemas.microsoft.com/office/drawing/2010/main" val="0"/>
-                        </a:ext>
-                      </a:extLst>
-                    </a:blip>
-                    <a:stretch>
-                      <a:fillRect/>
-                    </a:stretch>
-                  </pic:blipFill>
-                  <pic:spPr>
-                    <a:xfrm>
-                      <a:off x="0" y="0"/>
-                      <a:ext cx="2409590" cy="3212786"/>
-                    </a:xfrm>
-                    <a:prstGeom prst="rect">
-                      <a:avLst/>
-                    </a:prstGeom>
-                  </pic:spPr>
-                </pic:pic>
-              </a:graphicData>
-            </a:graphic>
-          </wp:inline>
-        </w:drawing>
-      </w:r>
-    </w:p>
-    <w:p/>
-    <w:p>
-      <w:r>
-        <w:t>Sample Preparation</w:t>
-      </w:r>
-    </w:p>
-    <w:p/>
+        <w:rPr>
+          <w:rFonts w:ascii="Times New Roman" w:hAnsi="Times New Roman" w:cs="Times New Roman"/>
+          <w:sz w:val="22"/>
+          <w:szCs w:val="22"/>
+        </w:rPr>
+      </w:pPr>
+      <w:r>
+        <w:rPr>
+          <w:rFonts w:ascii="Times New Roman" w:hAnsi="Times New Roman" w:cs="Times New Roman"/>
+          <w:sz w:val="22"/>
+          <w:szCs w:val="22"/>
+        </w:rPr>
+        <w:t xml:space="preserve">Aliquot 1mL of each sample into a 1.5ml tube </w:t>
+      </w:r>
+    </w:p>
+    <w:p>
+      <w:pPr>
+        <w:pStyle w:val="ListParagraph"/>
+        <w:numPr>
+          <w:ilvl w:val="0"/>
+          <w:numId w:val="6"/>
+        </w:numPr>
+        <w:rPr>
+          <w:rFonts w:ascii="Times New Roman" w:hAnsi="Times New Roman" w:cs="Times New Roman"/>
+          <w:sz w:val="22"/>
+          <w:szCs w:val="22"/>
+        </w:rPr>
+      </w:pPr>
+      <w:r>
+        <w:rPr>
+          <w:rFonts w:ascii="Times New Roman" w:hAnsi="Times New Roman" w:cs="Times New Roman"/>
+          <w:sz w:val="22"/>
+          <w:szCs w:val="22"/>
+        </w:rPr>
+        <w:t>C</w:t>
+      </w:r>
+      <w:r>
+        <w:rPr>
+          <w:rFonts w:ascii="Times New Roman" w:hAnsi="Times New Roman" w:cs="Times New Roman"/>
+          <w:sz w:val="22"/>
+          <w:szCs w:val="22"/>
+        </w:rPr>
+        <w:t>entrifuge the to separate the host and Symbiodiniaceae cells (speed and time depend on species and centrifuge)</w:t>
+      </w:r>
+    </w:p>
+    <w:p>
+      <w:pPr>
+        <w:pStyle w:val="ListParagraph"/>
+        <w:numPr>
+          <w:ilvl w:val="0"/>
+          <w:numId w:val="6"/>
+        </w:numPr>
+        <w:rPr>
+          <w:rFonts w:ascii="Times New Roman" w:hAnsi="Times New Roman" w:cs="Times New Roman"/>
+          <w:sz w:val="22"/>
+          <w:szCs w:val="22"/>
+        </w:rPr>
+      </w:pPr>
+      <w:r>
+        <w:rPr>
+          <w:rFonts w:ascii="Times New Roman" w:hAnsi="Times New Roman" w:cs="Times New Roman"/>
+          <w:sz w:val="22"/>
+          <w:szCs w:val="22"/>
+        </w:rPr>
+        <w:t>Remove and discard the supernatant</w:t>
+      </w:r>
+      <w:r>
+        <w:rPr>
+          <w:rFonts w:ascii="Times New Roman" w:hAnsi="Times New Roman" w:cs="Times New Roman"/>
+          <w:sz w:val="22"/>
+          <w:szCs w:val="22"/>
+        </w:rPr>
+        <w:t xml:space="preserve">, leaving the pellet of symbionts in the 1.5ml tube </w:t>
+      </w:r>
+    </w:p>
+    <w:p>
+      <w:pPr>
+        <w:pStyle w:val="ListParagraph"/>
+        <w:numPr>
+          <w:ilvl w:val="0"/>
+          <w:numId w:val="6"/>
+        </w:numPr>
+        <w:rPr>
+          <w:rFonts w:ascii="Times New Roman" w:hAnsi="Times New Roman" w:cs="Times New Roman"/>
+          <w:sz w:val="22"/>
+          <w:szCs w:val="22"/>
+        </w:rPr>
+      </w:pPr>
+      <w:r>
+        <w:rPr>
+          <w:rFonts w:ascii="Times New Roman" w:hAnsi="Times New Roman" w:cs="Times New Roman"/>
+          <w:sz w:val="22"/>
+          <w:szCs w:val="22"/>
+        </w:rPr>
+        <w:t xml:space="preserve">This tube can be frozen at this step for later analysis, or can move directly to the steps below. </w:t>
+      </w:r>
+    </w:p>
+    <w:p>
+      <w:pPr>
+        <w:rPr>
+          <w:sz w:val="22"/>
+          <w:szCs w:val="22"/>
+        </w:rPr>
+      </w:pPr>
+    </w:p>
+    <w:p>
+      <w:pPr>
+        <w:rPr>
+          <w:sz w:val="22"/>
+          <w:szCs w:val="22"/>
+        </w:rPr>
+      </w:pPr>
+      <w:r>
+        <w:rPr>
+          <w:sz w:val="22"/>
+          <w:szCs w:val="22"/>
+        </w:rPr>
+        <w:t xml:space="preserve">If aliquoted </w:t>
+      </w:r>
+    </w:p>
     <w:p>
       <w:pPr>
         <w:pStyle w:val="ListParagraph"/>
@@ -423,9 +587,27 @@
           <w:ilvl w:val="0"/>
           <w:numId w:val="3"/>
         </w:numPr>
-      </w:pPr>
-      <w:r>
-        <w:t>Thaw homogenate aliquot.</w:t>
+        <w:rPr>
+          <w:rFonts w:ascii="Times New Roman" w:hAnsi="Times New Roman" w:cs="Times New Roman"/>
+          <w:sz w:val="22"/>
+          <w:szCs w:val="22"/>
+        </w:rPr>
+      </w:pPr>
+      <w:r>
+        <w:rPr>
+          <w:rFonts w:ascii="Times New Roman" w:hAnsi="Times New Roman" w:cs="Times New Roman"/>
+          <w:sz w:val="22"/>
+          <w:szCs w:val="22"/>
+        </w:rPr>
+        <w:t xml:space="preserve">Thaw </w:t>
+      </w:r>
+      <w:r>
+        <w:rPr>
+          <w:rFonts w:ascii="Times New Roman" w:hAnsi="Times New Roman" w:cs="Times New Roman"/>
+          <w:sz w:val="22"/>
+          <w:szCs w:val="22"/>
+        </w:rPr>
+        <w:t xml:space="preserve">symbiont pellets. </w:t>
       </w:r>
     </w:p>
     <w:p>
@@ -435,9 +617,19 @@
           <w:ilvl w:val="0"/>
           <w:numId w:val="3"/>
         </w:numPr>
-      </w:pPr>
-      <w:r>
-        <w:t>If not done already, centrifuge the 500 μL aliquot of adult airbrush homogenate at 13,000 rpm for 3 minutes to separate the host and Symbiodiniaceae cells.</w:t>
+        <w:rPr>
+          <w:rFonts w:ascii="Times New Roman" w:hAnsi="Times New Roman" w:cs="Times New Roman"/>
+          <w:sz w:val="22"/>
+          <w:szCs w:val="22"/>
+        </w:rPr>
+      </w:pPr>
+      <w:r>
+        <w:rPr>
+          <w:rFonts w:ascii="Times New Roman" w:hAnsi="Times New Roman" w:cs="Times New Roman"/>
+          <w:sz w:val="22"/>
+          <w:szCs w:val="22"/>
+        </w:rPr>
+        <w:t xml:space="preserve">Label one new tube “blank” and pipette 1 mL of 100% acetone into it. Treat this tube the same as all the other samples for the remainder of the protocol. </w:t>
       </w:r>
     </w:p>
     <w:p>
@@ -447,9 +639,27 @@
           <w:ilvl w:val="0"/>
           <w:numId w:val="3"/>
         </w:numPr>
-      </w:pPr>
-      <w:r>
-        <w:t>Remove and discard the supernatant.</w:t>
+        <w:rPr>
+          <w:rFonts w:ascii="Times New Roman" w:hAnsi="Times New Roman" w:cs="Times New Roman"/>
+          <w:sz w:val="22"/>
+          <w:szCs w:val="22"/>
+        </w:rPr>
+      </w:pPr>
+      <w:r>
+        <w:rPr>
+          <w:rFonts w:ascii="Times New Roman" w:hAnsi="Times New Roman" w:cs="Times New Roman"/>
+          <w:sz w:val="22"/>
+          <w:szCs w:val="22"/>
+        </w:rPr>
+        <w:t xml:space="preserve">Add 1 mL of 100% acetone to the pellet in the 1.5 mL microcentrifuge tube and vortex the tubes for </w:t>
+      </w:r>
+      <w:r>
+        <w:rPr>
+          <w:rFonts w:ascii="Times New Roman" w:hAnsi="Times New Roman" w:cs="Times New Roman"/>
+          <w:sz w:val="22"/>
+          <w:szCs w:val="22"/>
+        </w:rPr>
+        <w:t xml:space="preserve">30 sec. </w:t>
       </w:r>
     </w:p>
     <w:p>
@@ -459,21 +669,76 @@
           <w:ilvl w:val="0"/>
           <w:numId w:val="3"/>
         </w:numPr>
-      </w:pPr>
-      <w:r>
-        <w:t>Add 1 mL of 100% acetone to the pellet in the 1.5 mL microcentrifuge tube and vortex the tubes for 15 sec.</w:t>
-      </w:r>
+        <w:rPr>
+          <w:rFonts w:ascii="Times New Roman" w:hAnsi="Times New Roman" w:cs="Times New Roman"/>
+          <w:sz w:val="22"/>
+          <w:szCs w:val="22"/>
+        </w:rPr>
+      </w:pPr>
+      <w:r>
+        <w:rPr>
+          <w:rFonts w:ascii="Times New Roman" w:hAnsi="Times New Roman" w:cs="Times New Roman"/>
+          <w:sz w:val="22"/>
+          <w:szCs w:val="22"/>
+        </w:rPr>
+        <w:t>Place the tubes in a fridge in the dark at 4°C for 24 hours.</w:t>
+      </w:r>
+    </w:p>
+    <w:p>
+      <w:pPr>
+        <w:rPr>
+          <w:sz w:val="22"/>
+          <w:szCs w:val="22"/>
+        </w:rPr>
+      </w:pPr>
+    </w:p>
+    <w:p>
+      <w:pPr>
+        <w:rPr>
+          <w:b/>
+          <w:bCs/>
+          <w:sz w:val="22"/>
+          <w:szCs w:val="22"/>
+        </w:rPr>
+      </w:pPr>
+      <w:r>
+        <w:rPr>
+          <w:b/>
+          <w:bCs/>
+          <w:sz w:val="22"/>
+          <w:szCs w:val="22"/>
+        </w:rPr>
+        <w:t xml:space="preserve">Day 2 Protocol </w:t>
+      </w:r>
+    </w:p>
+    <w:p>
+      <w:pPr>
+        <w:rPr>
+          <w:sz w:val="22"/>
+          <w:szCs w:val="22"/>
+        </w:rPr>
+      </w:pPr>
     </w:p>
     <w:p>
       <w:pPr>
         <w:pStyle w:val="ListParagraph"/>
         <w:numPr>
           <w:ilvl w:val="0"/>
-          <w:numId w:val="3"/>
+          <w:numId w:val="5"/>
         </w:numPr>
-      </w:pPr>
-      <w:r>
-        <w:t>Place the tubes in a fridge in the dark at 4°C for 24 hours.</w:t>
+        <w:rPr>
+          <w:rFonts w:ascii="Times New Roman" w:hAnsi="Times New Roman" w:cs="Times New Roman"/>
+          <w:sz w:val="22"/>
+          <w:szCs w:val="22"/>
+        </w:rPr>
+      </w:pPr>
+      <w:r>
+        <w:rPr>
+          <w:rFonts w:ascii="Times New Roman" w:hAnsi="Times New Roman" w:cs="Times New Roman"/>
+          <w:sz w:val="22"/>
+          <w:szCs w:val="22"/>
+        </w:rPr>
+        <w:t xml:space="preserve">Turn on the plate reader and open the chlorophyll protocol. </w:t>
       </w:r>
     </w:p>
     <w:p>
@@ -481,12 +746,29 @@
         <w:pStyle w:val="ListParagraph"/>
         <w:numPr>
           <w:ilvl w:val="0"/>
-          <w:numId w:val="3"/>
+          <w:numId w:val="5"/>
         </w:numPr>
-      </w:pPr>
-      <w:r>
-        <w:lastRenderedPageBreak/>
-        <w:t>Vortex the tubes for 15 sec.</w:t>
+        <w:rPr>
+          <w:rFonts w:ascii="Times New Roman" w:hAnsi="Times New Roman" w:cs="Times New Roman"/>
+          <w:sz w:val="22"/>
+          <w:szCs w:val="22"/>
+        </w:rPr>
+      </w:pPr>
+      <w:r>
+        <w:rPr>
+          <w:rFonts w:ascii="Times New Roman" w:hAnsi="Times New Roman" w:cs="Times New Roman"/>
+          <w:sz w:val="22"/>
+          <w:szCs w:val="22"/>
+        </w:rPr>
+        <w:t>Remove the samples from the fridge and v</w:t>
+      </w:r>
+      <w:r>
+        <w:rPr>
+          <w:rFonts w:ascii="Times New Roman" w:hAnsi="Times New Roman" w:cs="Times New Roman"/>
+          <w:sz w:val="22"/>
+          <w:szCs w:val="22"/>
+        </w:rPr>
+        <w:t>ortex the tubes for 15 sec.</w:t>
       </w:r>
     </w:p>
     <w:p>
@@ -494,10 +776,20 @@
         <w:pStyle w:val="ListParagraph"/>
         <w:numPr>
           <w:ilvl w:val="0"/>
-          <w:numId w:val="3"/>
+          <w:numId w:val="5"/>
         </w:numPr>
-      </w:pPr>
-      <w:r>
+        <w:rPr>
+          <w:rFonts w:ascii="Times New Roman" w:hAnsi="Times New Roman" w:cs="Times New Roman"/>
+          <w:sz w:val="22"/>
+          <w:szCs w:val="22"/>
+        </w:rPr>
+      </w:pPr>
+      <w:r>
+        <w:rPr>
+          <w:rFonts w:ascii="Times New Roman" w:hAnsi="Times New Roman" w:cs="Times New Roman"/>
+          <w:sz w:val="22"/>
+          <w:szCs w:val="22"/>
+        </w:rPr>
         <w:t>Spin the tubes down at 13,000 rpm for 3 minutes in the microcentrifuge to pellet any debris.</w:t>
       </w:r>
     </w:p>
@@ -506,11 +798,69 @@
         <w:pStyle w:val="ListParagraph"/>
         <w:numPr>
           <w:ilvl w:val="0"/>
-          <w:numId w:val="3"/>
+          <w:numId w:val="5"/>
         </w:numPr>
-      </w:pPr>
-      <w:r>
-        <w:t>Pipette 200µl of sample to duplicate wells of 96-well quartz plate.</w:t>
+        <w:rPr>
+          <w:rFonts w:ascii="Times New Roman" w:hAnsi="Times New Roman" w:cs="Times New Roman"/>
+          <w:sz w:val="22"/>
+          <w:szCs w:val="22"/>
+        </w:rPr>
+      </w:pPr>
+      <w:r>
+        <w:rPr>
+          <w:rFonts w:ascii="Times New Roman" w:hAnsi="Times New Roman" w:cs="Times New Roman"/>
+          <w:sz w:val="22"/>
+          <w:szCs w:val="22"/>
+        </w:rPr>
+        <w:t xml:space="preserve">Pipette 200µl of sample to duplicate wells of </w:t>
+      </w:r>
+      <w:r>
+        <w:rPr>
+          <w:rFonts w:ascii="Times New Roman" w:hAnsi="Times New Roman" w:cs="Times New Roman"/>
+          <w:sz w:val="22"/>
+          <w:szCs w:val="22"/>
+        </w:rPr>
+        <w:t xml:space="preserve">the 96 </w:t>
+      </w:r>
+      <w:r>
+        <w:rPr>
+          <w:rFonts w:ascii="Times New Roman" w:hAnsi="Times New Roman" w:cs="Times New Roman"/>
+          <w:sz w:val="22"/>
+          <w:szCs w:val="22"/>
+        </w:rPr>
+        <w:t>well</w:t>
+      </w:r>
+      <w:r>
+        <w:rPr>
+          <w:rFonts w:ascii="Times New Roman" w:hAnsi="Times New Roman" w:cs="Times New Roman"/>
+          <w:sz w:val="22"/>
+          <w:szCs w:val="22"/>
+        </w:rPr>
+        <w:t xml:space="preserve"> </w:t>
+      </w:r>
+      <w:r>
+        <w:rPr>
+          <w:rFonts w:ascii="Times New Roman" w:hAnsi="Times New Roman" w:cs="Times New Roman"/>
+          <w:sz w:val="22"/>
+          <w:szCs w:val="22"/>
+        </w:rPr>
+        <w:t>plate</w:t>
+      </w:r>
+      <w:r>
+        <w:rPr>
+          <w:rFonts w:ascii="Times New Roman" w:hAnsi="Times New Roman" w:cs="Times New Roman"/>
+          <w:sz w:val="22"/>
+          <w:szCs w:val="22"/>
+        </w:rPr>
+        <w:t xml:space="preserve"> (do this with the blank as well)</w:t>
+      </w:r>
+      <w:r>
+        <w:rPr>
+          <w:rFonts w:ascii="Times New Roman" w:hAnsi="Times New Roman" w:cs="Times New Roman"/>
+          <w:sz w:val="22"/>
+          <w:szCs w:val="22"/>
+        </w:rPr>
+        <w:t>.</w:t>
       </w:r>
     </w:p>
     <w:p>
@@ -518,11 +868,37 @@
         <w:pStyle w:val="ListParagraph"/>
         <w:numPr>
           <w:ilvl w:val="0"/>
-          <w:numId w:val="3"/>
+          <w:numId w:val="5"/>
         </w:numPr>
-      </w:pPr>
-      <w:r>
-        <w:t>Pipette 200µl of acetone blank to duplicate wells.</w:t>
+        <w:rPr>
+          <w:rFonts w:ascii="Times New Roman" w:hAnsi="Times New Roman" w:cs="Times New Roman"/>
+          <w:sz w:val="22"/>
+          <w:szCs w:val="22"/>
+        </w:rPr>
+      </w:pPr>
+      <w:r>
+        <w:rPr>
+          <w:rFonts w:ascii="Times New Roman" w:hAnsi="Times New Roman" w:cs="Times New Roman"/>
+          <w:sz w:val="22"/>
+          <w:szCs w:val="22"/>
+        </w:rPr>
+        <w:t xml:space="preserve">Cary the plate to the plate reader and use it to quantify absorbance at </w:t>
+      </w:r>
+      <w:r>
+        <w:rPr>
+          <w:rFonts w:ascii="Times New Roman" w:hAnsi="Times New Roman" w:cs="Times New Roman"/>
+          <w:sz w:val="22"/>
+          <w:szCs w:val="22"/>
+        </w:rPr>
+        <w:t>630, 663, and 750 nm</w:t>
+      </w:r>
+      <w:r>
+        <w:rPr>
+          <w:rFonts w:ascii="Times New Roman" w:hAnsi="Times New Roman" w:cs="Times New Roman"/>
+          <w:sz w:val="22"/>
+          <w:szCs w:val="22"/>
+        </w:rPr>
+        <w:t xml:space="preserve"> in each well. </w:t>
       </w:r>
     </w:p>
     <w:p>
@@ -530,11 +906,21 @@
         <w:pStyle w:val="ListParagraph"/>
         <w:numPr>
           <w:ilvl w:val="0"/>
-          <w:numId w:val="3"/>
+          <w:numId w:val="5"/>
         </w:numPr>
-      </w:pPr>
-      <w:r>
-        <w:t>Cover the plate with silicone pad every 5th sample or so to reduce evaporate as samples are added.</w:t>
+        <w:rPr>
+          <w:rFonts w:ascii="Times New Roman" w:hAnsi="Times New Roman" w:cs="Times New Roman"/>
+          <w:sz w:val="22"/>
+          <w:szCs w:val="22"/>
+        </w:rPr>
+      </w:pPr>
+      <w:r>
+        <w:rPr>
+          <w:rFonts w:ascii="Times New Roman" w:hAnsi="Times New Roman" w:cs="Times New Roman"/>
+          <w:sz w:val="22"/>
+          <w:szCs w:val="22"/>
+        </w:rPr>
+        <w:t xml:space="preserve">Save the output files. </w:t>
       </w:r>
     </w:p>
     <w:p>
@@ -542,83 +928,58 @@
         <w:pStyle w:val="ListParagraph"/>
         <w:numPr>
           <w:ilvl w:val="0"/>
-          <w:numId w:val="3"/>
+          <w:numId w:val="5"/>
         </w:numPr>
-      </w:pPr>
-      <w:r>
-        <w:t>Remove silicon pad.</w:t>
-      </w:r>
-    </w:p>
-    <w:p>
-      <w:pPr>
-        <w:pStyle w:val="ListParagraph"/>
-        <w:numPr>
-          <w:ilvl w:val="0"/>
-          <w:numId w:val="3"/>
-        </w:numPr>
-      </w:pPr>
-      <w:r>
-        <w:t xml:space="preserve">Follow steps below to measure the extract Absorbance on the </w:t>
-      </w:r>
-      <w:hyperlink r:id="rId11" w:history="1">
-        <w:r>
-          <w:rPr>
-            <w:rStyle w:val="Hyperlink"/>
-          </w:rPr>
-          <w:t>Synergy HTX Multi-Mode Microplate Reader</w:t>
-        </w:r>
-      </w:hyperlink>
-      <w:r>
-        <w:t xml:space="preserve"> at 630, 663, and 750 nm in a 96-well quartz plate.</w:t>
-      </w:r>
-    </w:p>
-    <w:p>
-      <w:pPr>
-        <w:pStyle w:val="ListParagraph"/>
-        <w:numPr>
-          <w:ilvl w:val="0"/>
-          <w:numId w:val="3"/>
-        </w:numPr>
-      </w:pPr>
-      <w:r>
-        <w:t>Standardize for path length in 200µl of sample in 96-well quartz plate.</w:t>
-      </w:r>
-    </w:p>
-    <w:p/>
-    <w:p>
-      <w:r>
-        <w:t>Measure the Absorbance</w:t>
-      </w:r>
-    </w:p>
-    <w:p/>
-    <w:p>
-      <w:r>
-        <w:t xml:space="preserve">Follow the </w:t>
-      </w:r>
-      <w:hyperlink r:id="rId12" w:history="1">
-        <w:r>
-          <w:rPr>
-            <w:rStyle w:val="Hyperlink"/>
-          </w:rPr>
-          <w:t>Synergy HTX Operating Manual</w:t>
-        </w:r>
-      </w:hyperlink>
-      <w:r>
-        <w:t xml:space="preserve"> and </w:t>
-      </w:r>
-      <w:hyperlink r:id="rId13" w:history="1">
-        <w:r>
-          <w:rPr>
-            <w:rStyle w:val="Hyperlink"/>
-          </w:rPr>
-          <w:t>Gen5 Software Manual</w:t>
-        </w:r>
-      </w:hyperlink>
-      <w:r>
-        <w:t xml:space="preserve"> to install the software on your host computer and general operating instructions.</w:t>
-      </w:r>
-    </w:p>
-    <w:p/>
+        <w:rPr>
+          <w:rFonts w:ascii="Times New Roman" w:hAnsi="Times New Roman" w:cs="Times New Roman"/>
+          <w:sz w:val="22"/>
+          <w:szCs w:val="22"/>
+        </w:rPr>
+      </w:pPr>
+      <w:r>
+        <w:rPr>
+          <w:rFonts w:ascii="Times New Roman" w:hAnsi="Times New Roman" w:cs="Times New Roman"/>
+          <w:sz w:val="22"/>
+          <w:szCs w:val="22"/>
+        </w:rPr>
+        <w:t xml:space="preserve">Place the open tubes and plate in the hood to evaporate overnight. </w:t>
+      </w:r>
+    </w:p>
+    <w:p>
+      <w:pPr>
+        <w:rPr>
+          <w:sz w:val="22"/>
+          <w:szCs w:val="22"/>
+        </w:rPr>
+      </w:pPr>
+    </w:p>
+    <w:p>
+      <w:pPr>
+        <w:rPr>
+          <w:b/>
+          <w:bCs/>
+          <w:sz w:val="22"/>
+          <w:szCs w:val="22"/>
+        </w:rPr>
+      </w:pPr>
+      <w:r>
+        <w:rPr>
+          <w:b/>
+          <w:bCs/>
+          <w:sz w:val="22"/>
+          <w:szCs w:val="22"/>
+        </w:rPr>
+        <w:t>Statistical analysis</w:t>
+      </w:r>
+    </w:p>
+    <w:p>
+      <w:pPr>
+        <w:rPr>
+          <w:sz w:val="22"/>
+          <w:szCs w:val="22"/>
+        </w:rPr>
+      </w:pPr>
+    </w:p>
     <w:p>
       <w:pPr>
         <w:pStyle w:val="ListParagraph"/>
@@ -626,63 +987,21 @@
           <w:ilvl w:val="0"/>
           <w:numId w:val="4"/>
         </w:numPr>
-      </w:pPr>
-      <w:r>
-        <w:t>Open the Gen5 software on your computer.</w:t>
-      </w:r>
-    </w:p>
-    <w:p>
-      <w:pPr>
-        <w:pStyle w:val="ListParagraph"/>
-      </w:pPr>
-      <w:r>
-        <w:rPr>
-          <w:noProof/>
-        </w:rPr>
-        <w:drawing>
-          <wp:inline distT="0" distB="0" distL="0" distR="0" wp14:anchorId="5B6B89AE" wp14:editId="106D95D7">
-            <wp:extent cx="1885950" cy="2514600"/>
-            <wp:effectExtent l="0" t="0" r="6350" b="0"/>
-            <wp:docPr id="5" name="Picture 5" descr="A picture containing text, electronics, computer, display&#10;&#10;Description automatically generated"/>
-            <wp:cNvGraphicFramePr>
-              <a:graphicFrameLocks xmlns:a="http://schemas.openxmlformats.org/drawingml/2006/main" noChangeAspect="1"/>
-            </wp:cNvGraphicFramePr>
-            <a:graphic xmlns:a="http://schemas.openxmlformats.org/drawingml/2006/main">
-              <a:graphicData uri="http://schemas.openxmlformats.org/drawingml/2006/picture">
-                <pic:pic xmlns:pic="http://schemas.openxmlformats.org/drawingml/2006/picture">
-                  <pic:nvPicPr>
-                    <pic:cNvPr id="5" name="Picture 5" descr="A picture containing text, electronics, computer, display&#10;&#10;Description automatically generated"/>
-                    <pic:cNvPicPr/>
-                  </pic:nvPicPr>
-                  <pic:blipFill>
-                    <a:blip r:embed="rId14" cstate="print">
-                      <a:extLst>
-                        <a:ext uri="{28A0092B-C50C-407E-A947-70E740481C1C}">
-                          <a14:useLocalDpi xmlns:a14="http://schemas.microsoft.com/office/drawing/2010/main" val="0"/>
-                        </a:ext>
-                      </a:extLst>
-                    </a:blip>
-                    <a:stretch>
-                      <a:fillRect/>
-                    </a:stretch>
-                  </pic:blipFill>
-                  <pic:spPr>
-                    <a:xfrm>
-                      <a:off x="0" y="0"/>
-                      <a:ext cx="1886838" cy="2515784"/>
-                    </a:xfrm>
-                    <a:prstGeom prst="rect">
-                      <a:avLst/>
-                    </a:prstGeom>
-                  </pic:spPr>
-                </pic:pic>
-              </a:graphicData>
-            </a:graphic>
-          </wp:inline>
-        </w:drawing>
-      </w:r>
-    </w:p>
-    <w:p/>
+        <w:rPr>
+          <w:rFonts w:ascii="Times New Roman" w:hAnsi="Times New Roman" w:cs="Times New Roman"/>
+          <w:sz w:val="22"/>
+          <w:szCs w:val="22"/>
+        </w:rPr>
+      </w:pPr>
+      <w:r>
+        <w:rPr>
+          <w:rFonts w:ascii="Times New Roman" w:hAnsi="Times New Roman" w:cs="Times New Roman"/>
+          <w:sz w:val="22"/>
+          <w:szCs w:val="22"/>
+        </w:rPr>
+        <w:t>Save the data output as a csv file</w:t>
+      </w:r>
+    </w:p>
     <w:p>
       <w:pPr>
         <w:pStyle w:val="ListParagraph"/>
@@ -690,17 +1009,19 @@
           <w:ilvl w:val="0"/>
           <w:numId w:val="4"/>
         </w:numPr>
-      </w:pPr>
-      <w:r>
-        <w:t xml:space="preserve">Whenever you start Gen5, the Task Manager opens. In </w:t>
-      </w:r>
-      <w:proofErr w:type="spellStart"/>
-      <w:r>
-        <w:t>Mo'orea</w:t>
-      </w:r>
-      <w:proofErr w:type="spellEnd"/>
-      <w:r>
-        <w:t>, protocols (including chlorophyll) have been created on the Gen5 software on the HP Putnam Lab computer, so you can select the pre-made protocols from the dropdown menu.</w:t>
+        <w:rPr>
+          <w:rFonts w:ascii="Times New Roman" w:hAnsi="Times New Roman" w:cs="Times New Roman"/>
+          <w:sz w:val="22"/>
+          <w:szCs w:val="22"/>
+        </w:rPr>
+      </w:pPr>
+      <w:r>
+        <w:rPr>
+          <w:rFonts w:ascii="Times New Roman" w:hAnsi="Times New Roman" w:cs="Times New Roman"/>
+          <w:sz w:val="22"/>
+          <w:szCs w:val="22"/>
+        </w:rPr>
+        <w:t xml:space="preserve">Create a csv file for the plate map  </w:t>
       </w:r>
     </w:p>
     <w:p>
@@ -710,9 +1031,19 @@
           <w:ilvl w:val="0"/>
           <w:numId w:val="4"/>
         </w:numPr>
-      </w:pPr>
-      <w:r>
-        <w:t>To create a new protocol, follow the 'Getting Started' section in the Gen5 Software Manual.</w:t>
+        <w:rPr>
+          <w:rFonts w:ascii="Times New Roman" w:hAnsi="Times New Roman" w:cs="Times New Roman"/>
+          <w:sz w:val="22"/>
+          <w:szCs w:val="22"/>
+        </w:rPr>
+      </w:pPr>
+      <w:r>
+        <w:rPr>
+          <w:rFonts w:ascii="Times New Roman" w:hAnsi="Times New Roman" w:cs="Times New Roman"/>
+          <w:sz w:val="22"/>
+          <w:szCs w:val="22"/>
+        </w:rPr>
+        <w:t xml:space="preserve">In R, pivot these files to be long and merge them so that you have one file with the sample ID, and values for each of the three wavelengths </w:t>
       </w:r>
     </w:p>
     <w:p>
@@ -722,9 +1053,50 @@
           <w:ilvl w:val="0"/>
           <w:numId w:val="4"/>
         </w:numPr>
-      </w:pPr>
-      <w:r>
-        <w:t>The plate loader should automatically open. Load your plate following the distinctions in the plate loader and you will be all set.</w:t>
+        <w:rPr>
+          <w:rFonts w:ascii="Times New Roman" w:hAnsi="Times New Roman" w:cs="Times New Roman"/>
+          <w:sz w:val="22"/>
+          <w:szCs w:val="22"/>
+        </w:rPr>
+      </w:pPr>
+      <w:r>
+        <w:rPr>
+          <w:rFonts w:ascii="Times New Roman" w:hAnsi="Times New Roman" w:cs="Times New Roman"/>
+          <w:sz w:val="22"/>
+          <w:szCs w:val="22"/>
+        </w:rPr>
+        <w:lastRenderedPageBreak/>
+        <w:t xml:space="preserve">Standardize for path length in 200µl of sample </w:t>
+      </w:r>
+      <w:r>
+        <w:rPr>
+          <w:rFonts w:ascii="Times New Roman" w:hAnsi="Times New Roman" w:cs="Times New Roman"/>
+          <w:sz w:val="22"/>
+          <w:szCs w:val="22"/>
+        </w:rPr>
+        <w:t xml:space="preserve">(path length of 0.6) </w:t>
+      </w:r>
+    </w:p>
+    <w:p>
+      <w:pPr>
+        <w:pStyle w:val="ListParagraph"/>
+        <w:numPr>
+          <w:ilvl w:val="1"/>
+          <w:numId w:val="4"/>
+        </w:numPr>
+        <w:rPr>
+          <w:rFonts w:ascii="Times New Roman" w:hAnsi="Times New Roman" w:cs="Times New Roman"/>
+          <w:sz w:val="22"/>
+          <w:szCs w:val="22"/>
+        </w:rPr>
+      </w:pPr>
+      <w:r>
+        <w:rPr>
+          <w:rFonts w:ascii="Times New Roman" w:hAnsi="Times New Roman" w:cs="Times New Roman"/>
+          <w:sz w:val="22"/>
+          <w:szCs w:val="22"/>
+        </w:rPr>
+        <w:t xml:space="preserve">Need to correct for differences in path length of the volume in the 96 well plate compared to the 1cm path length of a cuvette. </w:t>
       </w:r>
     </w:p>
     <w:p>
@@ -734,141 +1106,369 @@
           <w:ilvl w:val="0"/>
           <w:numId w:val="4"/>
         </w:numPr>
-      </w:pPr>
-      <w:r>
-        <w:t>To measure Absorbance, select the 'Chlorophyll Protocol' option.</w:t>
-      </w:r>
-    </w:p>
-    <w:p>
-      <w:pPr>
-        <w:pStyle w:val="ListParagraph"/>
-      </w:pPr>
-      <w:r>
-        <w:rPr>
-          <w:noProof/>
-        </w:rPr>
-        <w:lastRenderedPageBreak/>
-        <w:drawing>
-          <wp:inline distT="0" distB="0" distL="0" distR="0" wp14:anchorId="02787367" wp14:editId="06D17B36">
-            <wp:extent cx="3883025" cy="3120390"/>
-            <wp:effectExtent l="0" t="0" r="3175" b="3810"/>
-            <wp:docPr id="6" name="Picture 6" descr="A picture containing text, indoor, computer, electronics&#10;&#10;Description automatically generated"/>
-            <wp:cNvGraphicFramePr>
-              <a:graphicFrameLocks xmlns:a="http://schemas.openxmlformats.org/drawingml/2006/main" noChangeAspect="1"/>
-            </wp:cNvGraphicFramePr>
-            <a:graphic xmlns:a="http://schemas.openxmlformats.org/drawingml/2006/main">
-              <a:graphicData uri="http://schemas.openxmlformats.org/drawingml/2006/picture">
-                <pic:pic xmlns:pic="http://schemas.openxmlformats.org/drawingml/2006/picture">
-                  <pic:nvPicPr>
-                    <pic:cNvPr id="6" name="Picture 6" descr="A picture containing text, indoor, computer, electronics&#10;&#10;Description automatically generated"/>
-                    <pic:cNvPicPr/>
-                  </pic:nvPicPr>
-                  <pic:blipFill rotWithShape="1">
-                    <a:blip r:embed="rId15" cstate="print">
-                      <a:extLst>
-                        <a:ext uri="{28A0092B-C50C-407E-A947-70E740481C1C}">
-                          <a14:useLocalDpi xmlns:a14="http://schemas.microsoft.com/office/drawing/2010/main" val="0"/>
-                        </a:ext>
-                      </a:extLst>
-                    </a:blip>
-                    <a:srcRect t="11259" b="28471"/>
-                    <a:stretch/>
-                  </pic:blipFill>
-                  <pic:spPr bwMode="auto">
-                    <a:xfrm>
-                      <a:off x="0" y="0"/>
-                      <a:ext cx="3883974" cy="3121153"/>
-                    </a:xfrm>
-                    <a:prstGeom prst="rect">
-                      <a:avLst/>
-                    </a:prstGeom>
-                    <a:ln>
-                      <a:noFill/>
-                    </a:ln>
-                    <a:extLst>
-                      <a:ext uri="{53640926-AAD7-44D8-BBD7-CCE9431645EC}">
-                        <a14:shadowObscured xmlns:a14="http://schemas.microsoft.com/office/drawing/2010/main"/>
-                      </a:ext>
-                    </a:extLst>
-                  </pic:spPr>
-                </pic:pic>
-              </a:graphicData>
-            </a:graphic>
-          </wp:inline>
-        </w:drawing>
-      </w:r>
-    </w:p>
-    <w:p/>
+        <w:rPr>
+          <w:rFonts w:ascii="Times New Roman" w:hAnsi="Times New Roman" w:cs="Times New Roman"/>
+          <w:sz w:val="22"/>
+          <w:szCs w:val="22"/>
+        </w:rPr>
+      </w:pPr>
+      <w:r>
+        <w:rPr>
+          <w:rFonts w:ascii="Times New Roman" w:hAnsi="Times New Roman" w:cs="Times New Roman"/>
+          <w:sz w:val="22"/>
+          <w:szCs w:val="22"/>
+        </w:rPr>
+        <w:t>Calcula</w:t>
+      </w:r>
+      <w:r>
+        <w:rPr>
+          <w:rFonts w:ascii="Times New Roman" w:hAnsi="Times New Roman" w:cs="Times New Roman"/>
+          <w:sz w:val="22"/>
+          <w:szCs w:val="22"/>
+        </w:rPr>
+        <w:t>te</w:t>
+      </w:r>
+      <w:r>
+        <w:rPr>
+          <w:rFonts w:ascii="Times New Roman" w:hAnsi="Times New Roman" w:cs="Times New Roman"/>
+          <w:sz w:val="22"/>
+          <w:szCs w:val="22"/>
+        </w:rPr>
+        <w:t xml:space="preserve"> </w:t>
+      </w:r>
+      <w:r>
+        <w:rPr>
+          <w:rFonts w:ascii="Times New Roman" w:hAnsi="Times New Roman" w:cs="Times New Roman"/>
+          <w:sz w:val="22"/>
+          <w:szCs w:val="22"/>
+        </w:rPr>
+        <w:t>c</w:t>
+      </w:r>
+      <w:r>
+        <w:rPr>
+          <w:rFonts w:ascii="Times New Roman" w:hAnsi="Times New Roman" w:cs="Times New Roman"/>
+          <w:sz w:val="22"/>
+          <w:szCs w:val="22"/>
+        </w:rPr>
+        <w:t xml:space="preserve">hlorophyll </w:t>
+      </w:r>
+      <w:r>
+        <w:rPr>
+          <w:rFonts w:ascii="Times New Roman" w:hAnsi="Times New Roman" w:cs="Times New Roman"/>
+          <w:sz w:val="22"/>
+          <w:szCs w:val="22"/>
+        </w:rPr>
+        <w:t>c</w:t>
+      </w:r>
+      <w:r>
+        <w:rPr>
+          <w:rFonts w:ascii="Times New Roman" w:hAnsi="Times New Roman" w:cs="Times New Roman"/>
+          <w:sz w:val="22"/>
+          <w:szCs w:val="22"/>
+        </w:rPr>
+        <w:t>oncentration</w:t>
+      </w:r>
+    </w:p>
     <w:p>
       <w:pPr>
         <w:pStyle w:val="ListParagraph"/>
         <w:numPr>
-          <w:ilvl w:val="0"/>
+          <w:ilvl w:val="1"/>
           <w:numId w:val="4"/>
         </w:numPr>
-      </w:pPr>
-      <w:r>
-        <w:t>Press the green start protocol button in the GEN5 software and allow the protocol to run through the 630, 663, and 750 nm.</w:t>
-      </w:r>
-    </w:p>
-    <w:p>
-      <w:pPr>
-        <w:pStyle w:val="ListParagraph"/>
-        <w:numPr>
-          <w:ilvl w:val="0"/>
-          <w:numId w:val="4"/>
-        </w:numPr>
-      </w:pPr>
-      <w:r>
-        <w:t>Export the raw GEN5 software data file and a CSV to the Desktop in a designated folder. Also, immediately upload to a google drive folder to have for future use.</w:t>
-      </w:r>
-    </w:p>
-    <w:p>
-      <w:pPr>
-        <w:pStyle w:val="ListParagraph"/>
-        <w:numPr>
-          <w:ilvl w:val="0"/>
-          <w:numId w:val="4"/>
-        </w:numPr>
-      </w:pPr>
-      <w:r>
-        <w:t>Standardize for path length in 200µl of sample in 96-well quartz plate.</w:t>
-      </w:r>
-    </w:p>
-    <w:p>
-      <w:pPr>
-        <w:pStyle w:val="ListParagraph"/>
-      </w:pPr>
-    </w:p>
-    <w:p>
-      <w:r>
-        <w:t>Calculating Chlorophyll Concentration</w:t>
-      </w:r>
-    </w:p>
-    <w:p/>
-    <w:p>
-      <w:r>
+        <w:rPr>
+          <w:rFonts w:ascii="Times New Roman" w:hAnsi="Times New Roman" w:cs="Times New Roman"/>
+          <w:sz w:val="22"/>
+          <w:szCs w:val="22"/>
+        </w:rPr>
+      </w:pPr>
+      <w:r>
+        <w:rPr>
+          <w:rFonts w:ascii="Times New Roman" w:hAnsi="Times New Roman" w:cs="Times New Roman"/>
+          <w:sz w:val="22"/>
+          <w:szCs w:val="22"/>
+        </w:rPr>
         <w:t xml:space="preserve">Chlorophyll a and c2 concentrations are calculated from the equations in Jeffrey and Humphrey 1975 after </w:t>
       </w:r>
       <w:proofErr w:type="spellStart"/>
       <w:r>
+        <w:rPr>
+          <w:rFonts w:ascii="Times New Roman" w:hAnsi="Times New Roman" w:cs="Times New Roman"/>
+          <w:sz w:val="22"/>
+          <w:szCs w:val="22"/>
+        </w:rPr>
         <w:t>substracting</w:t>
       </w:r>
       <w:proofErr w:type="spellEnd"/>
       <w:r>
+        <w:rPr>
+          <w:rFonts w:ascii="Times New Roman" w:hAnsi="Times New Roman" w:cs="Times New Roman"/>
+          <w:sz w:val="22"/>
+          <w:szCs w:val="22"/>
+        </w:rPr>
         <w:t xml:space="preserve"> A750nm from all measurements.</w:t>
       </w:r>
     </w:p>
-    <w:p/>
-    <w:p>
+    <w:p>
+      <w:pPr>
+        <w:rPr>
+          <w:sz w:val="22"/>
+          <w:szCs w:val="22"/>
+        </w:rPr>
+      </w:pPr>
+    </w:p>
+    <w:p>
+      <w:pPr>
+        <w:rPr>
+          <w:sz w:val="22"/>
+          <w:szCs w:val="22"/>
+        </w:rPr>
+      </w:pPr>
+      <w:proofErr w:type="spellStart"/>
+      <w:r>
+        <w:rPr>
+          <w:sz w:val="22"/>
+          <w:szCs w:val="22"/>
+        </w:rPr>
+        <w:t>Chl</w:t>
+      </w:r>
+      <w:proofErr w:type="spellEnd"/>
+      <w:r>
+        <w:rPr>
+          <w:sz w:val="22"/>
+          <w:szCs w:val="22"/>
+        </w:rPr>
+        <w:t xml:space="preserve"> a </w:t>
+      </w:r>
+      <w:r>
+        <w:rPr>
+          <w:sz w:val="22"/>
+          <w:szCs w:val="22"/>
+        </w:rPr>
+        <w:t xml:space="preserve">  </w:t>
+      </w:r>
+      <w:r>
+        <w:rPr>
+          <w:sz w:val="22"/>
+          <w:szCs w:val="22"/>
+        </w:rPr>
+        <w:t xml:space="preserve">= </w:t>
+      </w:r>
+      <w:r>
+        <w:rPr>
+          <w:sz w:val="22"/>
+          <w:szCs w:val="22"/>
+        </w:rPr>
+        <w:t xml:space="preserve"> (</w:t>
+      </w:r>
+      <w:r>
+        <w:rPr>
+          <w:sz w:val="22"/>
+          <w:szCs w:val="22"/>
+        </w:rPr>
+        <w:t>11.43 * 663adjusted)/0.6 – (0.64</w:t>
+      </w:r>
+      <w:r>
+        <w:rPr>
+          <w:sz w:val="22"/>
+          <w:szCs w:val="22"/>
+        </w:rPr>
+        <w:t xml:space="preserve"> </w:t>
+      </w:r>
+      <w:r>
+        <w:rPr>
+          <w:sz w:val="22"/>
+          <w:szCs w:val="22"/>
+        </w:rPr>
+        <w:t>* 630adjusted)/0.6</w:t>
+      </w:r>
+    </w:p>
+    <w:p>
+      <w:pPr>
+        <w:rPr>
+          <w:sz w:val="22"/>
+          <w:szCs w:val="22"/>
+        </w:rPr>
+      </w:pPr>
+      <w:proofErr w:type="spellStart"/>
+      <w:r>
+        <w:rPr>
+          <w:sz w:val="22"/>
+          <w:szCs w:val="22"/>
+        </w:rPr>
+        <w:t>Chl</w:t>
+      </w:r>
+      <w:proofErr w:type="spellEnd"/>
+      <w:r>
+        <w:rPr>
+          <w:sz w:val="22"/>
+          <w:szCs w:val="22"/>
+        </w:rPr>
+        <w:t xml:space="preserve"> c2 = </w:t>
+      </w:r>
+      <w:r>
+        <w:rPr>
+          <w:sz w:val="22"/>
+          <w:szCs w:val="22"/>
+        </w:rPr>
+        <w:t xml:space="preserve"> (</w:t>
+      </w:r>
+      <w:r>
+        <w:rPr>
+          <w:sz w:val="22"/>
+          <w:szCs w:val="22"/>
+        </w:rPr>
+        <w:t>27.09 * 630</w:t>
+      </w:r>
+      <w:r>
+        <w:rPr>
+          <w:sz w:val="22"/>
+          <w:szCs w:val="22"/>
+        </w:rPr>
+        <w:t>adjusted</w:t>
+      </w:r>
+      <w:r>
+        <w:rPr>
+          <w:sz w:val="22"/>
+          <w:szCs w:val="22"/>
+        </w:rPr>
+        <w:t xml:space="preserve">)/0.6 </w:t>
+      </w:r>
+      <w:r>
+        <w:rPr>
+          <w:sz w:val="22"/>
+          <w:szCs w:val="22"/>
+        </w:rPr>
+        <w:t>–</w:t>
+      </w:r>
+      <w:r>
+        <w:rPr>
+          <w:sz w:val="22"/>
+          <w:szCs w:val="22"/>
+        </w:rPr>
+        <w:t xml:space="preserve"> </w:t>
+      </w:r>
+      <w:r>
+        <w:rPr>
+          <w:sz w:val="22"/>
+          <w:szCs w:val="22"/>
+        </w:rPr>
+        <w:t>(3.63 *</w:t>
+      </w:r>
+      <w:r>
+        <w:rPr>
+          <w:sz w:val="22"/>
+          <w:szCs w:val="22"/>
+        </w:rPr>
+        <w:t xml:space="preserve"> </w:t>
+      </w:r>
+      <w:r>
+        <w:rPr>
+          <w:sz w:val="22"/>
+          <w:szCs w:val="22"/>
+        </w:rPr>
+        <w:t>663</w:t>
+      </w:r>
+      <w:r>
+        <w:rPr>
+          <w:sz w:val="22"/>
+          <w:szCs w:val="22"/>
+        </w:rPr>
+        <w:t>adjusted</w:t>
+      </w:r>
+      <w:r>
+        <w:rPr>
+          <w:sz w:val="22"/>
+          <w:szCs w:val="22"/>
+        </w:rPr>
+        <w:t>)/0.6</w:t>
+      </w:r>
+    </w:p>
+    <w:p>
+      <w:pPr>
+        <w:rPr>
+          <w:sz w:val="22"/>
+          <w:szCs w:val="22"/>
+        </w:rPr>
+      </w:pPr>
+    </w:p>
+    <w:p>
+      <w:pPr>
+        <w:rPr>
+          <w:sz w:val="22"/>
+          <w:szCs w:val="22"/>
+        </w:rPr>
+      </w:pPr>
+      <w:r>
+        <w:rPr>
+          <w:sz w:val="22"/>
+          <w:szCs w:val="22"/>
+        </w:rPr>
+        <w:t xml:space="preserve">Where “adjusted” means that the raw 750nm values of the blank acetone samples have been subtracted from each of the raw sample values. </w:t>
+      </w:r>
+    </w:p>
+    <w:p>
+      <w:pPr>
+        <w:rPr>
+          <w:sz w:val="22"/>
+          <w:szCs w:val="22"/>
+        </w:rPr>
+      </w:pPr>
+    </w:p>
+    <w:p>
+      <w:pPr>
+        <w:rPr>
+          <w:sz w:val="22"/>
+          <w:szCs w:val="22"/>
+        </w:rPr>
+      </w:pPr>
+      <w:r>
+        <w:rPr>
+          <w:sz w:val="22"/>
+          <w:szCs w:val="22"/>
+        </w:rPr>
+        <w:t>Constants from Jeffery and Humphr</w:t>
+      </w:r>
+      <w:r>
+        <w:rPr>
+          <w:sz w:val="22"/>
+          <w:szCs w:val="22"/>
+        </w:rPr>
+        <w:t>e</w:t>
+      </w:r>
+      <w:r>
+        <w:rPr>
+          <w:sz w:val="22"/>
+          <w:szCs w:val="22"/>
+        </w:rPr>
+        <w:t xml:space="preserve">y: </w:t>
+      </w:r>
+    </w:p>
+    <w:p>
+      <w:pPr>
+        <w:rPr>
+          <w:sz w:val="22"/>
+          <w:szCs w:val="22"/>
+        </w:rPr>
+      </w:pPr>
+    </w:p>
+    <w:p>
+      <w:pPr>
+        <w:rPr>
+          <w:sz w:val="22"/>
+          <w:szCs w:val="22"/>
+        </w:rPr>
+      </w:pPr>
       <w:r>
         <w:rPr>
           <w:noProof/>
+          <w:sz w:val="22"/>
+          <w:szCs w:val="22"/>
         </w:rPr>
         <w:drawing>
-          <wp:inline distT="0" distB="0" distL="0" distR="0" wp14:anchorId="7646B4FC" wp14:editId="726BA690">
+          <wp:inline distT="0" distB="0" distL="0" distR="0" wp14:anchorId="7646B4FC" wp14:editId="0394BB53">
             <wp:extent cx="5943600" cy="883285"/>
-            <wp:effectExtent l="0" t="0" r="0" b="5715"/>
+            <wp:effectExtent l="12700" t="12700" r="12700" b="18415"/>
             <wp:docPr id="7" name="Picture 7" descr="Text, letter&#10;&#10;Description automatically generated"/>
             <wp:cNvGraphicFramePr>
               <a:graphicFrameLocks xmlns:a="http://schemas.openxmlformats.org/drawingml/2006/main" noChangeAspect="1"/>
@@ -881,7 +1481,7 @@
                     <pic:cNvPicPr/>
                   </pic:nvPicPr>
                   <pic:blipFill>
-                    <a:blip r:embed="rId16">
+                    <a:blip r:embed="rId7">
                       <a:extLst>
                         <a:ext uri="{28A0092B-C50C-407E-A947-70E740481C1C}">
                           <a14:useLocalDpi xmlns:a14="http://schemas.microsoft.com/office/drawing/2010/main" val="0"/>
@@ -900,6 +1500,11 @@
                     <a:prstGeom prst="rect">
                       <a:avLst/>
                     </a:prstGeom>
+                    <a:ln>
+                      <a:solidFill>
+                        <a:schemeClr val="tx1"/>
+                      </a:solidFill>
+                    </a:ln>
                   </pic:spPr>
                 </pic:pic>
               </a:graphicData>
@@ -908,52 +1513,341 @@
         </w:drawing>
       </w:r>
     </w:p>
-    <w:p/>
-    <w:p>
-      <w:r>
-        <w:t xml:space="preserve">Need to correct for differences in path length of the volume in the 96 well plate compared to the 1cm path length of a cuvette. </w:t>
-      </w:r>
-    </w:p>
-    <w:p/>
-    <w:p>
-      <w:pPr>
-        <w:rPr>
-          <w:u w:val="single"/>
-        </w:rPr>
-      </w:pPr>
-      <w:r>
-        <w:rPr>
-          <w:u w:val="single"/>
+    <w:p>
+      <w:pPr>
+        <w:rPr>
+          <w:sz w:val="22"/>
+          <w:szCs w:val="22"/>
+        </w:rPr>
+      </w:pPr>
+    </w:p>
+    <w:p>
+      <w:pPr>
+        <w:pStyle w:val="ListParagraph"/>
+        <w:numPr>
+          <w:ilvl w:val="0"/>
+          <w:numId w:val="4"/>
+        </w:numPr>
+        <w:rPr>
+          <w:rFonts w:ascii="Times New Roman" w:hAnsi="Times New Roman" w:cs="Times New Roman"/>
+          <w:sz w:val="22"/>
+          <w:szCs w:val="22"/>
+        </w:rPr>
+      </w:pPr>
+      <w:r>
+        <w:rPr>
+          <w:rFonts w:ascii="Times New Roman" w:hAnsi="Times New Roman" w:cs="Times New Roman"/>
+          <w:sz w:val="22"/>
+          <w:szCs w:val="22"/>
+        </w:rPr>
+        <w:t xml:space="preserve">This gives you ug </w:t>
+      </w:r>
+      <w:proofErr w:type="spellStart"/>
+      <w:r>
+        <w:rPr>
+          <w:rFonts w:ascii="Times New Roman" w:hAnsi="Times New Roman" w:cs="Times New Roman"/>
+          <w:sz w:val="22"/>
+          <w:szCs w:val="22"/>
+        </w:rPr>
+        <w:t>chl</w:t>
+      </w:r>
+      <w:proofErr w:type="spellEnd"/>
+      <w:r>
+        <w:rPr>
+          <w:rFonts w:ascii="Times New Roman" w:hAnsi="Times New Roman" w:cs="Times New Roman"/>
+          <w:sz w:val="22"/>
+          <w:szCs w:val="22"/>
+        </w:rPr>
+        <w:t xml:space="preserve">/ml sample, but this value must be standardized by the total homogenate value and the surface area of the coral to get a final value in ug </w:t>
+      </w:r>
+      <w:proofErr w:type="spellStart"/>
+      <w:r>
+        <w:rPr>
+          <w:rFonts w:ascii="Times New Roman" w:hAnsi="Times New Roman" w:cs="Times New Roman"/>
+          <w:sz w:val="22"/>
+          <w:szCs w:val="22"/>
+        </w:rPr>
+        <w:t>chl</w:t>
+      </w:r>
+      <w:proofErr w:type="spellEnd"/>
+      <w:r>
+        <w:rPr>
+          <w:rFonts w:ascii="Times New Roman" w:hAnsi="Times New Roman" w:cs="Times New Roman"/>
+          <w:sz w:val="22"/>
+          <w:szCs w:val="22"/>
+        </w:rPr>
+        <w:t xml:space="preserve"> / cm2 </w:t>
+      </w:r>
+    </w:p>
+    <w:p>
+      <w:pPr>
+        <w:rPr>
+          <w:sz w:val="22"/>
+          <w:szCs w:val="22"/>
+        </w:rPr>
+      </w:pPr>
+    </w:p>
+    <w:p>
+      <w:pPr>
+        <w:rPr>
+          <w:b/>
+          <w:bCs/>
+          <w:sz w:val="22"/>
+          <w:szCs w:val="22"/>
+        </w:rPr>
+      </w:pPr>
+      <w:r>
+        <w:rPr>
+          <w:b/>
+          <w:bCs/>
+          <w:sz w:val="22"/>
+          <w:szCs w:val="22"/>
         </w:rPr>
         <w:t>References</w:t>
       </w:r>
     </w:p>
-    <w:p/>
-    <w:p>
-      <w:r>
-        <w:t>Jeffrey and Humphrey 1975</w:t>
-      </w:r>
-    </w:p>
-    <w:p>
-      <w:r>
-        <w:t>Warren 200</w:t>
-      </w:r>
-      <w:r>
-        <w:t>8</w:t>
-      </w:r>
-    </w:p>
-    <w:p>
-      <w:r>
+    <w:p>
+      <w:pPr>
+        <w:rPr>
+          <w:sz w:val="22"/>
+          <w:szCs w:val="22"/>
+        </w:rPr>
+      </w:pPr>
+    </w:p>
+    <w:p>
+      <w:pPr>
+        <w:rPr>
+          <w:sz w:val="22"/>
+          <w:szCs w:val="22"/>
+        </w:rPr>
+      </w:pPr>
+      <w:r>
+        <w:rPr>
+          <w:sz w:val="22"/>
+          <w:szCs w:val="22"/>
+        </w:rPr>
+        <w:t xml:space="preserve">1. </w:t>
+      </w:r>
+      <w:r>
+        <w:rPr>
+          <w:sz w:val="22"/>
+          <w:szCs w:val="22"/>
+        </w:rPr>
+        <w:t>Jeffrey, S. W. &amp; Humphrey, G. F. New spectrophotometric equations for determining chlorophylls a, b, c</w:t>
+      </w:r>
+      <w:r>
+        <w:rPr>
+          <w:sz w:val="22"/>
+          <w:szCs w:val="22"/>
+          <w:vertAlign w:val="subscript"/>
+        </w:rPr>
+        <w:t>1</w:t>
+      </w:r>
+      <w:r>
+        <w:rPr>
+          <w:sz w:val="22"/>
+          <w:szCs w:val="22"/>
+        </w:rPr>
+        <w:t xml:space="preserve"> and c</w:t>
+      </w:r>
+      <w:r>
+        <w:rPr>
+          <w:sz w:val="22"/>
+          <w:szCs w:val="22"/>
+          <w:vertAlign w:val="subscript"/>
+        </w:rPr>
+        <w:t>2</w:t>
+      </w:r>
+      <w:r>
+        <w:rPr>
+          <w:sz w:val="22"/>
+          <w:szCs w:val="22"/>
+        </w:rPr>
+        <w:t xml:space="preserve"> in higher plants, algae and natural phytoplankton. </w:t>
+      </w:r>
+      <w:proofErr w:type="spellStart"/>
+      <w:r>
+        <w:rPr>
+          <w:i/>
+          <w:iCs/>
+          <w:sz w:val="22"/>
+          <w:szCs w:val="22"/>
+        </w:rPr>
+        <w:t>Biochemie</w:t>
+      </w:r>
+      <w:proofErr w:type="spellEnd"/>
+      <w:r>
+        <w:rPr>
+          <w:i/>
+          <w:iCs/>
+          <w:sz w:val="22"/>
+          <w:szCs w:val="22"/>
+        </w:rPr>
+        <w:t xml:space="preserve"> und </w:t>
+      </w:r>
+      <w:proofErr w:type="spellStart"/>
+      <w:r>
+        <w:rPr>
+          <w:i/>
+          <w:iCs/>
+          <w:sz w:val="22"/>
+          <w:szCs w:val="22"/>
+        </w:rPr>
+        <w:t>Physiologie</w:t>
+      </w:r>
+      <w:proofErr w:type="spellEnd"/>
+      <w:r>
+        <w:rPr>
+          <w:i/>
+          <w:iCs/>
+          <w:sz w:val="22"/>
+          <w:szCs w:val="22"/>
+        </w:rPr>
+        <w:t xml:space="preserve"> der </w:t>
+      </w:r>
+      <w:proofErr w:type="spellStart"/>
+      <w:r>
+        <w:rPr>
+          <w:i/>
+          <w:iCs/>
+          <w:sz w:val="22"/>
+          <w:szCs w:val="22"/>
+        </w:rPr>
+        <w:t>Pflanzen</w:t>
+      </w:r>
+      <w:proofErr w:type="spellEnd"/>
+      <w:r>
+        <w:rPr>
+          <w:sz w:val="22"/>
+          <w:szCs w:val="22"/>
+        </w:rPr>
+        <w:t xml:space="preserve"> </w:t>
+      </w:r>
+      <w:r>
+        <w:rPr>
+          <w:b/>
+          <w:bCs/>
+          <w:sz w:val="22"/>
+          <w:szCs w:val="22"/>
+        </w:rPr>
+        <w:t>167</w:t>
+      </w:r>
+      <w:r>
+        <w:rPr>
+          <w:sz w:val="22"/>
+          <w:szCs w:val="22"/>
+        </w:rPr>
+        <w:t>, 191–194 (1975).</w:t>
+      </w:r>
+    </w:p>
+    <w:p>
+      <w:pPr>
+        <w:rPr>
+          <w:sz w:val="22"/>
+          <w:szCs w:val="22"/>
+        </w:rPr>
+      </w:pPr>
+    </w:p>
+    <w:p>
+      <w:pPr>
+        <w:rPr>
+          <w:sz w:val="22"/>
+          <w:szCs w:val="22"/>
+        </w:rPr>
+      </w:pPr>
+      <w:r>
+        <w:rPr>
+          <w:sz w:val="22"/>
+          <w:szCs w:val="22"/>
+        </w:rPr>
+        <w:t xml:space="preserve">2. </w:t>
+      </w:r>
+      <w:r>
+        <w:rPr>
+          <w:sz w:val="22"/>
+          <w:szCs w:val="22"/>
+        </w:rPr>
+        <w:t xml:space="preserve">Warren, C. R. Rapid measurement of chlorophylls with a microplate reader. </w:t>
+      </w:r>
+      <w:r>
+        <w:rPr>
+          <w:i/>
+          <w:iCs/>
+          <w:sz w:val="22"/>
+          <w:szCs w:val="22"/>
+        </w:rPr>
+        <w:t>Journal of Plant Nutrition</w:t>
+      </w:r>
+      <w:r>
+        <w:rPr>
+          <w:sz w:val="22"/>
+          <w:szCs w:val="22"/>
+        </w:rPr>
+        <w:t xml:space="preserve"> </w:t>
+      </w:r>
+      <w:r>
+        <w:rPr>
+          <w:b/>
+          <w:bCs/>
+          <w:sz w:val="22"/>
+          <w:szCs w:val="22"/>
+        </w:rPr>
+        <w:t>31</w:t>
+      </w:r>
+      <w:r>
+        <w:rPr>
+          <w:sz w:val="22"/>
+          <w:szCs w:val="22"/>
+        </w:rPr>
+        <w:t>, 1321–1332 (2008).</w:t>
+      </w:r>
+    </w:p>
+    <w:p>
+      <w:pPr>
+        <w:rPr>
+          <w:sz w:val="22"/>
+          <w:szCs w:val="22"/>
+        </w:rPr>
+      </w:pPr>
+    </w:p>
+    <w:p>
+      <w:pPr>
+        <w:rPr>
+          <w:sz w:val="22"/>
+          <w:szCs w:val="22"/>
+        </w:rPr>
+      </w:pPr>
+      <w:r>
+        <w:rPr>
+          <w:sz w:val="22"/>
+          <w:szCs w:val="22"/>
+        </w:rPr>
+        <w:t xml:space="preserve">3. See also: </w:t>
+      </w:r>
+      <w:r>
+        <w:rPr>
+          <w:sz w:val="22"/>
+          <w:szCs w:val="22"/>
+        </w:rPr>
         <w:t>Synergy HTX Operating Manual</w:t>
       </w:r>
-    </w:p>
-    <w:p>
-      <w:r>
+      <w:r>
+        <w:rPr>
+          <w:sz w:val="22"/>
+          <w:szCs w:val="22"/>
+        </w:rPr>
+        <w:t xml:space="preserve">, </w:t>
+      </w:r>
+      <w:r>
+        <w:rPr>
+          <w:sz w:val="22"/>
+          <w:szCs w:val="22"/>
+        </w:rPr>
         <w:t>Gen5 Software Manual</w:t>
       </w:r>
     </w:p>
     <w:sectPr>
-      <w:headerReference w:type="default" r:id="rId17"/>
+      <w:headerReference w:type="default" r:id="rId8"/>
       <w:pgSz w:w="12240" w:h="15840"/>
       <w:pgMar w:top="1440" w:right="1440" w:bottom="1440" w:left="1440" w:header="720" w:footer="720" w:gutter="0"/>
       <w:cols w:space="720"/>
@@ -964,7 +1858,7 @@
 </file>
 
 <file path=word/endnotes.xml><?xml version="1.0" encoding="utf-8"?>
-<w:endnotes xmlns:wpc="http://schemas.microsoft.com/office/word/2010/wordprocessingCanvas" xmlns:cx="http://schemas.microsoft.com/office/drawing/2014/chartex" xmlns:cx1="http://schemas.microsoft.com/office/drawing/2015/9/8/chartex" xmlns:cx2="http://schemas.microsoft.com/office/drawing/2015/10/21/chartex" xmlns:cx3="http://schemas.microsoft.com/office/drawing/2016/5/9/chartex" xmlns:cx4="http://schemas.microsoft.com/office/drawing/2016/5/10/chartex" xmlns:cx5="http://schemas.microsoft.com/office/drawing/2016/5/11/chartex" xmlns:cx6="http://schemas.microsoft.com/office/drawing/2016/5/12/chartex" xmlns:cx7="http://schemas.microsoft.com/office/drawing/2016/5/13/chartex" xmlns:cx8="http://schemas.microsoft.com/office/drawing/2016/5/14/chartex" xmlns:mc="http://schemas.openxmlformats.org/markup-compatibility/2006" xmlns:aink="http://schemas.microsoft.com/office/drawing/2016/ink" xmlns:am3d="http://schemas.microsoft.com/office/drawing/2017/model3d" xmlns:o="urn:schemas-microsoft-com:office:office" xmlns:oel="http://schemas.microsoft.com/office/2019/extlst" xmlns:r="http://schemas.openxmlformats.org/officeDocument/2006/relationships" xmlns:m="http://schemas.openxmlformats.org/officeDocument/2006/math" xmlns:v="urn:schemas-microsoft-com:vml" xmlns:wp14="http://schemas.microsoft.com/office/word/2010/wordprocessingDrawing" xmlns:wp="http://schemas.openxmlformats.org/drawingml/2006/wordprocessingDrawing" xmlns:w10="urn:schemas-microsoft-com:office:word" xmlns:w="http://schemas.openxmlformats.org/wordprocessingml/2006/main" xmlns:w14="http://schemas.microsoft.com/office/word/2010/wordml" xmlns:w15="http://schemas.microsoft.com/office/word/2012/wordml" xmlns:w16cex="http://schemas.microsoft.com/office/word/2018/wordml/cex" xmlns:w16cid="http://schemas.microsoft.com/office/word/2016/wordml/cid" xmlns:w16="http://schemas.microsoft.com/office/word/2018/wordml" xmlns:w16du="http://schemas.microsoft.com/office/word/2023/wordml/word16du" xmlns:w16sdtdh="http://schemas.microsoft.com/office/word/2020/wordml/sdtdatahash" xmlns:w16sdtfl="http://schemas.microsoft.com/office/word/2024/wordml/sdtformatlock" xmlns:w16se="http://schemas.microsoft.com/office/word/2015/wordml/symex" xmlns:wpg="http://schemas.microsoft.com/office/word/2010/wordprocessingGroup" xmlns:wpi="http://schemas.microsoft.com/office/word/2010/wordprocessingInk" xmlns:wne="http://schemas.microsoft.com/office/word/2006/wordml" xmlns:wps="http://schemas.microsoft.com/office/word/2010/wordprocessingShape" mc:Ignorable="w14 w15 w16se w16cid w16 w16cex w16sdtdh w16sdtfl w16du wp14">
+<w:endnotes xmlns:wpc="http://schemas.microsoft.com/office/word/2010/wordprocessingCanvas" xmlns:cx="http://schemas.microsoft.com/office/drawing/2014/chartex" xmlns:cx1="http://schemas.microsoft.com/office/drawing/2015/9/8/chartex" xmlns:cx2="http://schemas.microsoft.com/office/drawing/2015/10/21/chartex" xmlns:cx3="http://schemas.microsoft.com/office/drawing/2016/5/9/chartex" xmlns:cx4="http://schemas.microsoft.com/office/drawing/2016/5/10/chartex" xmlns:cx5="http://schemas.microsoft.com/office/drawing/2016/5/11/chartex" xmlns:cx6="http://schemas.microsoft.com/office/drawing/2016/5/12/chartex" xmlns:cx7="http://schemas.microsoft.com/office/drawing/2016/5/13/chartex" xmlns:cx8="http://schemas.microsoft.com/office/drawing/2016/5/14/chartex" xmlns:mc="http://schemas.openxmlformats.org/markup-compatibility/2006" xmlns:m="http://schemas.openxmlformats.org/officeDocument/2006/math" xmlns:aink="http://schemas.microsoft.com/office/drawing/2016/ink" xmlns:am3d="http://schemas.microsoft.com/office/drawing/2017/model3d" xmlns:oel="http://schemas.microsoft.com/office/2019/extlst" xmlns:r="http://schemas.openxmlformats.org/officeDocument/2006/relationships" xmlns:wp14="http://schemas.microsoft.com/office/word/2010/wordprocessingDrawing" xmlns:wp="http://schemas.openxmlformats.org/drawingml/2006/wordprocessingDrawing" xmlns:wpg="http://schemas.microsoft.com/office/word/2010/wordprocessingGroup" xmlns:wpi="http://schemas.microsoft.com/office/word/2010/wordprocessingInk" xmlns:wps="http://schemas.microsoft.com/office/word/2010/wordprocessingShape" xmlns:o="urn:schemas-microsoft-com:office:office" xmlns:v="urn:schemas-microsoft-com:vml" xmlns:w10="urn:schemas-microsoft-com:office:word" xmlns:w="http://schemas.openxmlformats.org/wordprocessingml/2006/main" xmlns:w14="http://schemas.microsoft.com/office/word/2010/wordml" xmlns:w15="http://schemas.microsoft.com/office/word/2012/wordml" xmlns:w16cex="http://schemas.microsoft.com/office/word/2018/wordml/cex" xmlns:w16cid="http://schemas.microsoft.com/office/word/2016/wordml/cid" xmlns:w16="http://schemas.microsoft.com/office/word/2018/wordml" xmlns:w16sdtdh="http://schemas.microsoft.com/office/word/2020/wordml/sdtdatahash" xmlns:w16sdtfl="http://schemas.microsoft.com/office/word/2024/wordml/sdtformatlock" xmlns:w16se="http://schemas.microsoft.com/office/word/2015/wordml/symex" xmlns:w16du="http://schemas.microsoft.com/office/word/2023/wordml/word16du" xmlns:wne="http://schemas.microsoft.com/office/word/2006/wordml" mc:Ignorable="w14 w15 w16se w16cid w16 w16cex w16sdtdh w16sdtfl w16du wp14">
   <w:endnote w:type="separator" w:id="-1">
     <w:p>
       <w:r>
@@ -983,7 +1877,7 @@
 </file>
 
 <file path=word/footnotes.xml><?xml version="1.0" encoding="utf-8"?>
-<w:footnotes xmlns:wpc="http://schemas.microsoft.com/office/word/2010/wordprocessingCanvas" xmlns:cx="http://schemas.microsoft.com/office/drawing/2014/chartex" xmlns:cx1="http://schemas.microsoft.com/office/drawing/2015/9/8/chartex" xmlns:cx2="http://schemas.microsoft.com/office/drawing/2015/10/21/chartex" xmlns:cx3="http://schemas.microsoft.com/office/drawing/2016/5/9/chartex" xmlns:cx4="http://schemas.microsoft.com/office/drawing/2016/5/10/chartex" xmlns:cx5="http://schemas.microsoft.com/office/drawing/2016/5/11/chartex" xmlns:cx6="http://schemas.microsoft.com/office/drawing/2016/5/12/chartex" xmlns:cx7="http://schemas.microsoft.com/office/drawing/2016/5/13/chartex" xmlns:cx8="http://schemas.microsoft.com/office/drawing/2016/5/14/chartex" xmlns:mc="http://schemas.openxmlformats.org/markup-compatibility/2006" xmlns:aink="http://schemas.microsoft.com/office/drawing/2016/ink" xmlns:am3d="http://schemas.microsoft.com/office/drawing/2017/model3d" xmlns:o="urn:schemas-microsoft-com:office:office" xmlns:oel="http://schemas.microsoft.com/office/2019/extlst" xmlns:r="http://schemas.openxmlformats.org/officeDocument/2006/relationships" xmlns:m="http://schemas.openxmlformats.org/officeDocument/2006/math" xmlns:v="urn:schemas-microsoft-com:vml" xmlns:wp14="http://schemas.microsoft.com/office/word/2010/wordprocessingDrawing" xmlns:wp="http://schemas.openxmlformats.org/drawingml/2006/wordprocessingDrawing" xmlns:w10="urn:schemas-microsoft-com:office:word" xmlns:w="http://schemas.openxmlformats.org/wordprocessingml/2006/main" xmlns:w14="http://schemas.microsoft.com/office/word/2010/wordml" xmlns:w15="http://schemas.microsoft.com/office/word/2012/wordml" xmlns:w16cex="http://schemas.microsoft.com/office/word/2018/wordml/cex" xmlns:w16cid="http://schemas.microsoft.com/office/word/2016/wordml/cid" xmlns:w16="http://schemas.microsoft.com/office/word/2018/wordml" xmlns:w16du="http://schemas.microsoft.com/office/word/2023/wordml/word16du" xmlns:w16sdtdh="http://schemas.microsoft.com/office/word/2020/wordml/sdtdatahash" xmlns:w16sdtfl="http://schemas.microsoft.com/office/word/2024/wordml/sdtformatlock" xmlns:w16se="http://schemas.microsoft.com/office/word/2015/wordml/symex" xmlns:wpg="http://schemas.microsoft.com/office/word/2010/wordprocessingGroup" xmlns:wpi="http://schemas.microsoft.com/office/word/2010/wordprocessingInk" xmlns:wne="http://schemas.microsoft.com/office/word/2006/wordml" xmlns:wps="http://schemas.microsoft.com/office/word/2010/wordprocessingShape" mc:Ignorable="w14 w15 w16se w16cid w16 w16cex w16sdtdh w16sdtfl w16du wp14">
+<w:footnotes xmlns:wpc="http://schemas.microsoft.com/office/word/2010/wordprocessingCanvas" xmlns:cx="http://schemas.microsoft.com/office/drawing/2014/chartex" xmlns:cx1="http://schemas.microsoft.com/office/drawing/2015/9/8/chartex" xmlns:cx2="http://schemas.microsoft.com/office/drawing/2015/10/21/chartex" xmlns:cx3="http://schemas.microsoft.com/office/drawing/2016/5/9/chartex" xmlns:cx4="http://schemas.microsoft.com/office/drawing/2016/5/10/chartex" xmlns:cx5="http://schemas.microsoft.com/office/drawing/2016/5/11/chartex" xmlns:cx6="http://schemas.microsoft.com/office/drawing/2016/5/12/chartex" xmlns:cx7="http://schemas.microsoft.com/office/drawing/2016/5/13/chartex" xmlns:cx8="http://schemas.microsoft.com/office/drawing/2016/5/14/chartex" xmlns:mc="http://schemas.openxmlformats.org/markup-compatibility/2006" xmlns:m="http://schemas.openxmlformats.org/officeDocument/2006/math" xmlns:aink="http://schemas.microsoft.com/office/drawing/2016/ink" xmlns:am3d="http://schemas.microsoft.com/office/drawing/2017/model3d" xmlns:oel="http://schemas.microsoft.com/office/2019/extlst" xmlns:r="http://schemas.openxmlformats.org/officeDocument/2006/relationships" xmlns:wp14="http://schemas.microsoft.com/office/word/2010/wordprocessingDrawing" xmlns:wp="http://schemas.openxmlformats.org/drawingml/2006/wordprocessingDrawing" xmlns:wpg="http://schemas.microsoft.com/office/word/2010/wordprocessingGroup" xmlns:wpi="http://schemas.microsoft.com/office/word/2010/wordprocessingInk" xmlns:wps="http://schemas.microsoft.com/office/word/2010/wordprocessingShape" xmlns:o="urn:schemas-microsoft-com:office:office" xmlns:v="urn:schemas-microsoft-com:vml" xmlns:w10="urn:schemas-microsoft-com:office:word" xmlns:w="http://schemas.openxmlformats.org/wordprocessingml/2006/main" xmlns:w14="http://schemas.microsoft.com/office/word/2010/wordml" xmlns:w15="http://schemas.microsoft.com/office/word/2012/wordml" xmlns:w16cex="http://schemas.microsoft.com/office/word/2018/wordml/cex" xmlns:w16cid="http://schemas.microsoft.com/office/word/2016/wordml/cid" xmlns:w16="http://schemas.microsoft.com/office/word/2018/wordml" xmlns:w16sdtdh="http://schemas.microsoft.com/office/word/2020/wordml/sdtdatahash" xmlns:w16sdtfl="http://schemas.microsoft.com/office/word/2024/wordml/sdtformatlock" xmlns:w16se="http://schemas.microsoft.com/office/word/2015/wordml/symex" xmlns:w16du="http://schemas.microsoft.com/office/word/2023/wordml/word16du" xmlns:wne="http://schemas.microsoft.com/office/word/2006/wordml" mc:Ignorable="w14 w15 w16se w16cid w16 w16cex w16sdtdh w16sdtfl w16du wp14">
   <w:footnote w:type="separator" w:id="-1">
     <w:p>
       <w:r>
@@ -1002,24 +1896,56 @@
 </file>
 
 <file path=word/header1.xml><?xml version="1.0" encoding="utf-8"?>
-<w:hdr xmlns:wpc="http://schemas.microsoft.com/office/word/2010/wordprocessingCanvas" xmlns:cx="http://schemas.microsoft.com/office/drawing/2014/chartex" xmlns:cx1="http://schemas.microsoft.com/office/drawing/2015/9/8/chartex" xmlns:cx2="http://schemas.microsoft.com/office/drawing/2015/10/21/chartex" xmlns:cx3="http://schemas.microsoft.com/office/drawing/2016/5/9/chartex" xmlns:cx4="http://schemas.microsoft.com/office/drawing/2016/5/10/chartex" xmlns:cx5="http://schemas.microsoft.com/office/drawing/2016/5/11/chartex" xmlns:cx6="http://schemas.microsoft.com/office/drawing/2016/5/12/chartex" xmlns:cx7="http://schemas.microsoft.com/office/drawing/2016/5/13/chartex" xmlns:cx8="http://schemas.microsoft.com/office/drawing/2016/5/14/chartex" xmlns:mc="http://schemas.openxmlformats.org/markup-compatibility/2006" xmlns:aink="http://schemas.microsoft.com/office/drawing/2016/ink" xmlns:am3d="http://schemas.microsoft.com/office/drawing/2017/model3d" xmlns:o="urn:schemas-microsoft-com:office:office" xmlns:oel="http://schemas.microsoft.com/office/2019/extlst" xmlns:r="http://schemas.openxmlformats.org/officeDocument/2006/relationships" xmlns:m="http://schemas.openxmlformats.org/officeDocument/2006/math" xmlns:v="urn:schemas-microsoft-com:vml" xmlns:wp14="http://schemas.microsoft.com/office/word/2010/wordprocessingDrawing" xmlns:wp="http://schemas.openxmlformats.org/drawingml/2006/wordprocessingDrawing" xmlns:w10="urn:schemas-microsoft-com:office:word" xmlns:w="http://schemas.openxmlformats.org/wordprocessingml/2006/main" xmlns:w14="http://schemas.microsoft.com/office/word/2010/wordml" xmlns:w15="http://schemas.microsoft.com/office/word/2012/wordml" xmlns:w16cex="http://schemas.microsoft.com/office/word/2018/wordml/cex" xmlns:w16cid="http://schemas.microsoft.com/office/word/2016/wordml/cid" xmlns:w16="http://schemas.microsoft.com/office/word/2018/wordml" xmlns:w16du="http://schemas.microsoft.com/office/word/2023/wordml/word16du" xmlns:w16sdtdh="http://schemas.microsoft.com/office/word/2020/wordml/sdtdatahash" xmlns:w16sdtfl="http://schemas.microsoft.com/office/word/2024/wordml/sdtformatlock" xmlns:w16se="http://schemas.microsoft.com/office/word/2015/wordml/symex" xmlns:wpg="http://schemas.microsoft.com/office/word/2010/wordprocessingGroup" xmlns:wpi="http://schemas.microsoft.com/office/word/2010/wordprocessingInk" xmlns:wne="http://schemas.microsoft.com/office/word/2006/wordml" xmlns:wps="http://schemas.microsoft.com/office/word/2010/wordprocessingShape" mc:Ignorable="w14 w15 w16se w16cid w16 w16cex w16sdtdh w16sdtfl w16du wp14">
+<w:hdr xmlns:wpc="http://schemas.microsoft.com/office/word/2010/wordprocessingCanvas" xmlns:cx="http://schemas.microsoft.com/office/drawing/2014/chartex" xmlns:cx1="http://schemas.microsoft.com/office/drawing/2015/9/8/chartex" xmlns:cx2="http://schemas.microsoft.com/office/drawing/2015/10/21/chartex" xmlns:cx3="http://schemas.microsoft.com/office/drawing/2016/5/9/chartex" xmlns:cx4="http://schemas.microsoft.com/office/drawing/2016/5/10/chartex" xmlns:cx5="http://schemas.microsoft.com/office/drawing/2016/5/11/chartex" xmlns:cx6="http://schemas.microsoft.com/office/drawing/2016/5/12/chartex" xmlns:cx7="http://schemas.microsoft.com/office/drawing/2016/5/13/chartex" xmlns:cx8="http://schemas.microsoft.com/office/drawing/2016/5/14/chartex" xmlns:mc="http://schemas.openxmlformats.org/markup-compatibility/2006" xmlns:m="http://schemas.openxmlformats.org/officeDocument/2006/math" xmlns:aink="http://schemas.microsoft.com/office/drawing/2016/ink" xmlns:am3d="http://schemas.microsoft.com/office/drawing/2017/model3d" xmlns:oel="http://schemas.microsoft.com/office/2019/extlst" xmlns:r="http://schemas.openxmlformats.org/officeDocument/2006/relationships" xmlns:wp14="http://schemas.microsoft.com/office/word/2010/wordprocessingDrawing" xmlns:wp="http://schemas.openxmlformats.org/drawingml/2006/wordprocessingDrawing" xmlns:wpg="http://schemas.microsoft.com/office/word/2010/wordprocessingGroup" xmlns:wpi="http://schemas.microsoft.com/office/word/2010/wordprocessingInk" xmlns:wps="http://schemas.microsoft.com/office/word/2010/wordprocessingShape" xmlns:o="urn:schemas-microsoft-com:office:office" xmlns:v="urn:schemas-microsoft-com:vml" xmlns:w10="urn:schemas-microsoft-com:office:word" xmlns:w="http://schemas.openxmlformats.org/wordprocessingml/2006/main" xmlns:w14="http://schemas.microsoft.com/office/word/2010/wordml" xmlns:w15="http://schemas.microsoft.com/office/word/2012/wordml" xmlns:w16cex="http://schemas.microsoft.com/office/word/2018/wordml/cex" xmlns:w16cid="http://schemas.microsoft.com/office/word/2016/wordml/cid" xmlns:w16="http://schemas.microsoft.com/office/word/2018/wordml" xmlns:w16sdtdh="http://schemas.microsoft.com/office/word/2020/wordml/sdtdatahash" xmlns:w16sdtfl="http://schemas.microsoft.com/office/word/2024/wordml/sdtformatlock" xmlns:w16se="http://schemas.microsoft.com/office/word/2015/wordml/symex" xmlns:w16du="http://schemas.microsoft.com/office/word/2023/wordml/word16du" xmlns:wne="http://schemas.microsoft.com/office/word/2006/wordml" mc:Ignorable="w14 w15 w16se w16cid w16 w16cex w16sdtdh w16sdtfl w16du wp14">
   <w:p>
     <w:pPr>
       <w:pStyle w:val="Header"/>
+      <w:rPr>
+        <w:rFonts w:ascii="Times New Roman" w:hAnsi="Times New Roman" w:cs="Times New Roman"/>
+      </w:rPr>
     </w:pPr>
     <w:r>
+      <w:rPr>
+        <w:rFonts w:ascii="Times New Roman" w:hAnsi="Times New Roman" w:cs="Times New Roman"/>
+      </w:rPr>
+      <w:t>Chlorophyll a and c2 Plate</w:t>
+    </w:r>
+    <w:r>
+      <w:rPr>
+        <w:rFonts w:ascii="Times New Roman" w:hAnsi="Times New Roman" w:cs="Times New Roman"/>
+      </w:rPr>
+      <w:t xml:space="preserve"> </w:t>
+    </w:r>
+    <w:r>
+      <w:rPr>
+        <w:rFonts w:ascii="Times New Roman" w:hAnsi="Times New Roman" w:cs="Times New Roman"/>
+      </w:rPr>
+      <w:t xml:space="preserve">reader Quantification Protocol  </w:t>
+    </w:r>
+    <w:r>
+      <w:rPr>
+        <w:rFonts w:ascii="Times New Roman" w:hAnsi="Times New Roman" w:cs="Times New Roman"/>
+      </w:rPr>
       <w:tab/>
     </w:r>
     <w:r>
-      <w:tab/>
-      <w:t>Last Updated 3/22/22</w:t>
+      <w:rPr>
+        <w:rFonts w:ascii="Times New Roman" w:hAnsi="Times New Roman" w:cs="Times New Roman"/>
+      </w:rPr>
+      <w:t xml:space="preserve">Last Updated </w:t>
+    </w:r>
+    <w:r>
+      <w:rPr>
+        <w:rFonts w:ascii="Times New Roman" w:hAnsi="Times New Roman" w:cs="Times New Roman"/>
+      </w:rPr>
+      <w:t>10/26/2026</w:t>
     </w:r>
   </w:p>
 </w:hdr>
 </file>
 
 <file path=word/numbering.xml><?xml version="1.0" encoding="utf-8"?>
-<w:numbering xmlns:wpc="http://schemas.microsoft.com/office/word/2010/wordprocessingCanvas" xmlns:cx="http://schemas.microsoft.com/office/drawing/2014/chartex" xmlns:cx1="http://schemas.microsoft.com/office/drawing/2015/9/8/chartex" xmlns:cx2="http://schemas.microsoft.com/office/drawing/2015/10/21/chartex" xmlns:cx3="http://schemas.microsoft.com/office/drawing/2016/5/9/chartex" xmlns:cx4="http://schemas.microsoft.com/office/drawing/2016/5/10/chartex" xmlns:cx5="http://schemas.microsoft.com/office/drawing/2016/5/11/chartex" xmlns:cx6="http://schemas.microsoft.com/office/drawing/2016/5/12/chartex" xmlns:cx7="http://schemas.microsoft.com/office/drawing/2016/5/13/chartex" xmlns:cx8="http://schemas.microsoft.com/office/drawing/2016/5/14/chartex" xmlns:mc="http://schemas.openxmlformats.org/markup-compatibility/2006" xmlns:aink="http://schemas.microsoft.com/office/drawing/2016/ink" xmlns:am3d="http://schemas.microsoft.com/office/drawing/2017/model3d" xmlns:o="urn:schemas-microsoft-com:office:office" xmlns:oel="http://schemas.microsoft.com/office/2019/extlst" xmlns:r="http://schemas.openxmlformats.org/officeDocument/2006/relationships" xmlns:m="http://schemas.openxmlformats.org/officeDocument/2006/math" xmlns:v="urn:schemas-microsoft-com:vml" xmlns:wp14="http://schemas.microsoft.com/office/word/2010/wordprocessingDrawing" xmlns:wp="http://schemas.openxmlformats.org/drawingml/2006/wordprocessingDrawing" xmlns:w10="urn:schemas-microsoft-com:office:word" xmlns:w="http://schemas.openxmlformats.org/wordprocessingml/2006/main" xmlns:w14="http://schemas.microsoft.com/office/word/2010/wordml" xmlns:w15="http://schemas.microsoft.com/office/word/2012/wordml" xmlns:w16cex="http://schemas.microsoft.com/office/word/2018/wordml/cex" xmlns:w16cid="http://schemas.microsoft.com/office/word/2016/wordml/cid" xmlns:w16="http://schemas.microsoft.com/office/word/2018/wordml" xmlns:w16du="http://schemas.microsoft.com/office/word/2023/wordml/word16du" xmlns:w16sdtdh="http://schemas.microsoft.com/office/word/2020/wordml/sdtdatahash" xmlns:w16sdtfl="http://schemas.microsoft.com/office/word/2024/wordml/sdtformatlock" xmlns:w16se="http://schemas.microsoft.com/office/word/2015/wordml/symex" xmlns:wpg="http://schemas.microsoft.com/office/word/2010/wordprocessingGroup" xmlns:wpi="http://schemas.microsoft.com/office/word/2010/wordprocessingInk" xmlns:wne="http://schemas.microsoft.com/office/word/2006/wordml" xmlns:wps="http://schemas.microsoft.com/office/word/2010/wordprocessingShape" mc:Ignorable="w14 w15 w16se w16cid w16 w16cex w16sdtdh w16sdtfl w16du wp14">
+<w:numbering xmlns:wpc="http://schemas.microsoft.com/office/word/2010/wordprocessingCanvas" xmlns:cx="http://schemas.microsoft.com/office/drawing/2014/chartex" xmlns:cx1="http://schemas.microsoft.com/office/drawing/2015/9/8/chartex" xmlns:cx2="http://schemas.microsoft.com/office/drawing/2015/10/21/chartex" xmlns:cx3="http://schemas.microsoft.com/office/drawing/2016/5/9/chartex" xmlns:cx4="http://schemas.microsoft.com/office/drawing/2016/5/10/chartex" xmlns:cx5="http://schemas.microsoft.com/office/drawing/2016/5/11/chartex" xmlns:cx6="http://schemas.microsoft.com/office/drawing/2016/5/12/chartex" xmlns:cx7="http://schemas.microsoft.com/office/drawing/2016/5/13/chartex" xmlns:cx8="http://schemas.microsoft.com/office/drawing/2016/5/14/chartex" xmlns:mc="http://schemas.openxmlformats.org/markup-compatibility/2006" xmlns:m="http://schemas.openxmlformats.org/officeDocument/2006/math" xmlns:aink="http://schemas.microsoft.com/office/drawing/2016/ink" xmlns:am3d="http://schemas.microsoft.com/office/drawing/2017/model3d" xmlns:oel="http://schemas.microsoft.com/office/2019/extlst" xmlns:r="http://schemas.openxmlformats.org/officeDocument/2006/relationships" xmlns:wp14="http://schemas.microsoft.com/office/word/2010/wordprocessingDrawing" xmlns:wp="http://schemas.openxmlformats.org/drawingml/2006/wordprocessingDrawing" xmlns:wpg="http://schemas.microsoft.com/office/word/2010/wordprocessingGroup" xmlns:wpi="http://schemas.microsoft.com/office/word/2010/wordprocessingInk" xmlns:wps="http://schemas.microsoft.com/office/word/2010/wordprocessingShape" xmlns:o="urn:schemas-microsoft-com:office:office" xmlns:v="urn:schemas-microsoft-com:vml" xmlns:w10="urn:schemas-microsoft-com:office:word" xmlns:w="http://schemas.openxmlformats.org/wordprocessingml/2006/main" xmlns:w14="http://schemas.microsoft.com/office/word/2010/wordml" xmlns:w15="http://schemas.microsoft.com/office/word/2012/wordml" xmlns:w16cex="http://schemas.microsoft.com/office/word/2018/wordml/cex" xmlns:w16cid="http://schemas.microsoft.com/office/word/2016/wordml/cid" xmlns:w16="http://schemas.microsoft.com/office/word/2018/wordml" xmlns:w16sdtdh="http://schemas.microsoft.com/office/word/2020/wordml/sdtdatahash" xmlns:w16sdtfl="http://schemas.microsoft.com/office/word/2024/wordml/sdtformatlock" xmlns:w16se="http://schemas.microsoft.com/office/word/2015/wordml/symex" xmlns:w16du="http://schemas.microsoft.com/office/word/2023/wordml/word16du" xmlns:wne="http://schemas.microsoft.com/office/word/2006/wordml" mc:Ignorable="w14 w15 w16se w16cid w16 w16cex w16sdtdh w16sdtfl w16du wp14">
   <w:abstractNum w:abstractNumId="0" w15:restartNumberingAfterBreak="0">
     <w:nsid w:val="05B0555D"/>
     <w:multiLevelType w:val="hybridMultilevel"/>
@@ -1036,7 +1962,7 @@
         <w:rFonts w:ascii="Symbol" w:hAnsi="Symbol" w:hint="default"/>
       </w:rPr>
     </w:lvl>
-    <w:lvl w:ilvl="1" w:tplc="04090003" w:tentative="1">
+    <w:lvl w:ilvl="1" w:tplc="04090003">
       <w:start w:val="1"/>
       <w:numFmt w:val="bullet"/>
       <w:lvlText w:val="o"/>
@@ -1238,7 +2164,7 @@
         <w:rFonts w:hint="default"/>
       </w:rPr>
     </w:lvl>
-    <w:lvl w:ilvl="1" w:tplc="04090019" w:tentative="1">
+    <w:lvl w:ilvl="1" w:tplc="04090019">
       <w:start w:val="1"/>
       <w:numFmt w:val="lowerLetter"/>
       <w:lvlText w:val="%2."/>
@@ -1315,6 +2241,184 @@
     <w:nsid w:val="18AD6CEA"/>
     <w:multiLevelType w:val="hybridMultilevel"/>
     <w:tmpl w:val="FBCE94B0"/>
+    <w:lvl w:ilvl="0" w:tplc="0409000F">
+      <w:start w:val="1"/>
+      <w:numFmt w:val="decimal"/>
+      <w:lvlText w:val="%1."/>
+      <w:lvlJc w:val="left"/>
+      <w:pPr>
+        <w:ind w:left="720" w:hanging="360"/>
+      </w:pPr>
+      <w:rPr>
+        <w:rFonts w:hint="default"/>
+      </w:rPr>
+    </w:lvl>
+    <w:lvl w:ilvl="1" w:tplc="04090019" w:tentative="1">
+      <w:start w:val="1"/>
+      <w:numFmt w:val="lowerLetter"/>
+      <w:lvlText w:val="%2."/>
+      <w:lvlJc w:val="left"/>
+      <w:pPr>
+        <w:ind w:left="1440" w:hanging="360"/>
+      </w:pPr>
+    </w:lvl>
+    <w:lvl w:ilvl="2" w:tplc="0409001B" w:tentative="1">
+      <w:start w:val="1"/>
+      <w:numFmt w:val="lowerRoman"/>
+      <w:lvlText w:val="%3."/>
+      <w:lvlJc w:val="right"/>
+      <w:pPr>
+        <w:ind w:left="2160" w:hanging="180"/>
+      </w:pPr>
+    </w:lvl>
+    <w:lvl w:ilvl="3" w:tplc="0409000F" w:tentative="1">
+      <w:start w:val="1"/>
+      <w:numFmt w:val="decimal"/>
+      <w:lvlText w:val="%4."/>
+      <w:lvlJc w:val="left"/>
+      <w:pPr>
+        <w:ind w:left="2880" w:hanging="360"/>
+      </w:pPr>
+    </w:lvl>
+    <w:lvl w:ilvl="4" w:tplc="04090019" w:tentative="1">
+      <w:start w:val="1"/>
+      <w:numFmt w:val="lowerLetter"/>
+      <w:lvlText w:val="%5."/>
+      <w:lvlJc w:val="left"/>
+      <w:pPr>
+        <w:ind w:left="3600" w:hanging="360"/>
+      </w:pPr>
+    </w:lvl>
+    <w:lvl w:ilvl="5" w:tplc="0409001B" w:tentative="1">
+      <w:start w:val="1"/>
+      <w:numFmt w:val="lowerRoman"/>
+      <w:lvlText w:val="%6."/>
+      <w:lvlJc w:val="right"/>
+      <w:pPr>
+        <w:ind w:left="4320" w:hanging="180"/>
+      </w:pPr>
+    </w:lvl>
+    <w:lvl w:ilvl="6" w:tplc="0409000F" w:tentative="1">
+      <w:start w:val="1"/>
+      <w:numFmt w:val="decimal"/>
+      <w:lvlText w:val="%7."/>
+      <w:lvlJc w:val="left"/>
+      <w:pPr>
+        <w:ind w:left="5040" w:hanging="360"/>
+      </w:pPr>
+    </w:lvl>
+    <w:lvl w:ilvl="7" w:tplc="04090019" w:tentative="1">
+      <w:start w:val="1"/>
+      <w:numFmt w:val="lowerLetter"/>
+      <w:lvlText w:val="%8."/>
+      <w:lvlJc w:val="left"/>
+      <w:pPr>
+        <w:ind w:left="5760" w:hanging="360"/>
+      </w:pPr>
+    </w:lvl>
+    <w:lvl w:ilvl="8" w:tplc="0409001B" w:tentative="1">
+      <w:start w:val="1"/>
+      <w:numFmt w:val="lowerRoman"/>
+      <w:lvlText w:val="%9."/>
+      <w:lvlJc w:val="right"/>
+      <w:pPr>
+        <w:ind w:left="6480" w:hanging="180"/>
+      </w:pPr>
+    </w:lvl>
+  </w:abstractNum>
+  <w:abstractNum w:abstractNumId="4" w15:restartNumberingAfterBreak="0">
+    <w:nsid w:val="1BD90AB6"/>
+    <w:multiLevelType w:val="hybridMultilevel"/>
+    <w:tmpl w:val="A85EBB06"/>
+    <w:lvl w:ilvl="0" w:tplc="0409000F">
+      <w:start w:val="1"/>
+      <w:numFmt w:val="decimal"/>
+      <w:lvlText w:val="%1."/>
+      <w:lvlJc w:val="left"/>
+      <w:pPr>
+        <w:ind w:left="720" w:hanging="360"/>
+      </w:pPr>
+      <w:rPr>
+        <w:rFonts w:hint="default"/>
+      </w:rPr>
+    </w:lvl>
+    <w:lvl w:ilvl="1" w:tplc="04090019" w:tentative="1">
+      <w:start w:val="1"/>
+      <w:numFmt w:val="lowerLetter"/>
+      <w:lvlText w:val="%2."/>
+      <w:lvlJc w:val="left"/>
+      <w:pPr>
+        <w:ind w:left="1440" w:hanging="360"/>
+      </w:pPr>
+    </w:lvl>
+    <w:lvl w:ilvl="2" w:tplc="0409001B" w:tentative="1">
+      <w:start w:val="1"/>
+      <w:numFmt w:val="lowerRoman"/>
+      <w:lvlText w:val="%3."/>
+      <w:lvlJc w:val="right"/>
+      <w:pPr>
+        <w:ind w:left="2160" w:hanging="180"/>
+      </w:pPr>
+    </w:lvl>
+    <w:lvl w:ilvl="3" w:tplc="0409000F" w:tentative="1">
+      <w:start w:val="1"/>
+      <w:numFmt w:val="decimal"/>
+      <w:lvlText w:val="%4."/>
+      <w:lvlJc w:val="left"/>
+      <w:pPr>
+        <w:ind w:left="2880" w:hanging="360"/>
+      </w:pPr>
+    </w:lvl>
+    <w:lvl w:ilvl="4" w:tplc="04090019" w:tentative="1">
+      <w:start w:val="1"/>
+      <w:numFmt w:val="lowerLetter"/>
+      <w:lvlText w:val="%5."/>
+      <w:lvlJc w:val="left"/>
+      <w:pPr>
+        <w:ind w:left="3600" w:hanging="360"/>
+      </w:pPr>
+    </w:lvl>
+    <w:lvl w:ilvl="5" w:tplc="0409001B" w:tentative="1">
+      <w:start w:val="1"/>
+      <w:numFmt w:val="lowerRoman"/>
+      <w:lvlText w:val="%6."/>
+      <w:lvlJc w:val="right"/>
+      <w:pPr>
+        <w:ind w:left="4320" w:hanging="180"/>
+      </w:pPr>
+    </w:lvl>
+    <w:lvl w:ilvl="6" w:tplc="0409000F" w:tentative="1">
+      <w:start w:val="1"/>
+      <w:numFmt w:val="decimal"/>
+      <w:lvlText w:val="%7."/>
+      <w:lvlJc w:val="left"/>
+      <w:pPr>
+        <w:ind w:left="5040" w:hanging="360"/>
+      </w:pPr>
+    </w:lvl>
+    <w:lvl w:ilvl="7" w:tplc="04090019" w:tentative="1">
+      <w:start w:val="1"/>
+      <w:numFmt w:val="lowerLetter"/>
+      <w:lvlText w:val="%8."/>
+      <w:lvlJc w:val="left"/>
+      <w:pPr>
+        <w:ind w:left="5760" w:hanging="360"/>
+      </w:pPr>
+    </w:lvl>
+    <w:lvl w:ilvl="8" w:tplc="0409001B" w:tentative="1">
+      <w:start w:val="1"/>
+      <w:numFmt w:val="lowerRoman"/>
+      <w:lvlText w:val="%9."/>
+      <w:lvlJc w:val="right"/>
+      <w:pPr>
+        <w:ind w:left="6480" w:hanging="180"/>
+      </w:pPr>
+    </w:lvl>
+  </w:abstractNum>
+  <w:abstractNum w:abstractNumId="5" w15:restartNumberingAfterBreak="0">
+    <w:nsid w:val="3D76296C"/>
+    <w:multiLevelType w:val="hybridMultilevel"/>
+    <w:tmpl w:val="30021DB6"/>
     <w:lvl w:ilvl="0" w:tplc="0409000F">
       <w:start w:val="1"/>
       <w:numFmt w:val="decimal"/>
@@ -1412,11 +2516,17 @@
   <w:num w:numId="4" w16cid:durableId="71045763">
     <w:abstractNumId w:val="2"/>
   </w:num>
+  <w:num w:numId="5" w16cid:durableId="559751213">
+    <w:abstractNumId w:val="5"/>
+  </w:num>
+  <w:num w:numId="6" w16cid:durableId="989018984">
+    <w:abstractNumId w:val="4"/>
+  </w:num>
 </w:numbering>
 </file>
 
 <file path=word/styles.xml><?xml version="1.0" encoding="utf-8"?>
-<w:styles xmlns:mc="http://schemas.openxmlformats.org/markup-compatibility/2006" xmlns:r="http://schemas.openxmlformats.org/officeDocument/2006/relationships" xmlns:w="http://schemas.openxmlformats.org/wordprocessingml/2006/main" xmlns:w14="http://schemas.microsoft.com/office/word/2010/wordml" xmlns:w15="http://schemas.microsoft.com/office/word/2012/wordml" xmlns:w16cex="http://schemas.microsoft.com/office/word/2018/wordml/cex" xmlns:w16cid="http://schemas.microsoft.com/office/word/2016/wordml/cid" xmlns:w16="http://schemas.microsoft.com/office/word/2018/wordml" xmlns:w16du="http://schemas.microsoft.com/office/word/2023/wordml/word16du" xmlns:w16sdtdh="http://schemas.microsoft.com/office/word/2020/wordml/sdtdatahash" xmlns:w16sdtfl="http://schemas.microsoft.com/office/word/2024/wordml/sdtformatlock" xmlns:w16se="http://schemas.microsoft.com/office/word/2015/wordml/symex" mc:Ignorable="w14 w15 w16se w16cid w16 w16cex w16sdtdh w16sdtfl w16du">
+<w:styles xmlns:mc="http://schemas.openxmlformats.org/markup-compatibility/2006" xmlns:r="http://schemas.openxmlformats.org/officeDocument/2006/relationships" xmlns:w="http://schemas.openxmlformats.org/wordprocessingml/2006/main" xmlns:w14="http://schemas.microsoft.com/office/word/2010/wordml" xmlns:w15="http://schemas.microsoft.com/office/word/2012/wordml" xmlns:w16cex="http://schemas.microsoft.com/office/word/2018/wordml/cex" xmlns:w16cid="http://schemas.microsoft.com/office/word/2016/wordml/cid" xmlns:w16="http://schemas.microsoft.com/office/word/2018/wordml" xmlns:w16sdtdh="http://schemas.microsoft.com/office/word/2020/wordml/sdtdatahash" xmlns:w16sdtfl="http://schemas.microsoft.com/office/word/2024/wordml/sdtformatlock" xmlns:w16se="http://schemas.microsoft.com/office/word/2015/wordml/symex" xmlns:w16du="http://schemas.microsoft.com/office/word/2023/wordml/word16du" mc:Ignorable="w14 w15 w16se w16cid w16 w16cex w16sdtdh w16sdtfl w16du">
   <w:docDefaults>
     <w:rPrDefault>
       <w:rPr>
@@ -1809,6 +2919,10 @@
   <w:style w:type="paragraph" w:default="1" w:styleId="Normal">
     <w:name w:val="Normal"/>
     <w:qFormat/>
+    <w:rsid w:val="007012A5"/>
+    <w:rPr>
+      <w:rFonts w:ascii="Times New Roman" w:eastAsia="Times New Roman" w:hAnsi="Times New Roman" w:cs="Times New Roman"/>
+    </w:rPr>
   </w:style>
   <w:style w:type="character" w:default="1" w:styleId="DefaultParagraphFont">
     <w:name w:val="Default Paragraph Font"/>
@@ -1850,6 +2964,9 @@
         <w:tab w:val="right" w:pos="9360"/>
       </w:tabs>
     </w:pPr>
+    <w:rPr>
+      <w:rFonts w:asciiTheme="minorHAnsi" w:eastAsiaTheme="minorHAnsi" w:hAnsiTheme="minorHAnsi" w:cstheme="minorBidi"/>
+    </w:rPr>
   </w:style>
   <w:style w:type="character" w:customStyle="1" w:styleId="HeaderChar">
     <w:name w:val="Header Char"/>
@@ -1871,6 +2988,9 @@
         <w:tab w:val="right" w:pos="9360"/>
       </w:tabs>
     </w:pPr>
+    <w:rPr>
+      <w:rFonts w:asciiTheme="minorHAnsi" w:eastAsiaTheme="minorHAnsi" w:hAnsiTheme="minorHAnsi" w:cstheme="minorBidi"/>
+    </w:rPr>
   </w:style>
   <w:style w:type="character" w:customStyle="1" w:styleId="FooterChar">
     <w:name w:val="Footer Char"/>
@@ -1889,6 +3009,9 @@
       <w:ind w:left="720"/>
       <w:contextualSpacing/>
     </w:pPr>
+    <w:rPr>
+      <w:rFonts w:asciiTheme="minorHAnsi" w:eastAsiaTheme="minorHAnsi" w:hAnsiTheme="minorHAnsi" w:cstheme="minorBidi"/>
+    </w:rPr>
   </w:style>
   <w:style w:type="character" w:styleId="Hyperlink">
     <w:name w:val="Hyperlink"/>
@@ -1924,6 +3047,11 @@
       <w:color w:val="954F72" w:themeColor="followedHyperlink"/>
       <w:u w:val="single"/>
     </w:rPr>
+  </w:style>
+  <w:style w:type="character" w:customStyle="1" w:styleId="apple-converted-space">
+    <w:name w:val="apple-converted-space"/>
+    <w:basedOn w:val="DefaultParagraphFont"/>
+    <w:rsid w:val="003D2EF3"/>
   </w:style>
 </w:styles>
 </file>
